--- a/Programa_Completo_Octubre_2026/Programa_Completo_Octubre_2026_EN.docx
+++ b/Programa_Completo_Octubre_2026/Programa_Completo_Octubre_2026_EN.docx
@@ -126,7 +126,7 @@
           <w:sz w:val="23"/>
           <w:szCs w:val="23"/>
         </w:rPr>
-        <w:t xml:space="preserve">Week of October 5 → week of November 23, 2026</w:t>
+        <w:t xml:space="preserve">Week of October 12 → week of November 30, 2026</w:t>
       </w:r>
     </w:p>
     <w:p>
@@ -942,7 +942,7 @@
                 <w:sz w:val="20"/>
                 <w:szCs w:val="20"/>
               </w:rPr>
-              <w:t xml:space="preserve">Guiran · 기란</w:t>
+              <w:t xml:space="preserve">Kiran · 기란</w:t>
             </w:r>
           </w:p>
         </w:tc>
@@ -1772,7 +1772,7 @@
                 <w:sz w:val="18"/>
                 <w:szCs w:val="18"/>
               </w:rPr>
-              <w:t xml:space="preserve">Guiran</w:t>
+              <w:t xml:space="preserve">Kiran</w:t>
             </w:r>
           </w:p>
         </w:tc>
@@ -2953,7 +2953,7 @@
                 <w:sz w:val="18"/>
                 <w:szCs w:val="18"/>
               </w:rPr>
-              <w:t xml:space="preserve">Oct 5 – Oct 9</w:t>
+              <w:t xml:space="preserve">Oct 12 – Oct 16</w:t>
             </w:r>
           </w:p>
         </w:tc>
@@ -2979,7 +2979,7 @@
                 <w:sz w:val="18"/>
                 <w:szCs w:val="18"/>
               </w:rPr>
-              <w:t xml:space="preserve">Mon Oct 5</w:t>
+              <w:t xml:space="preserve">Mon Oct 19 *</w:t>
             </w:r>
           </w:p>
         </w:tc>
@@ -3005,7 +3005,7 @@
                 <w:sz w:val="18"/>
                 <w:szCs w:val="18"/>
               </w:rPr>
-              <w:t xml:space="preserve">Tue Oct 6</w:t>
+              <w:t xml:space="preserve">Tue Oct 13</w:t>
             </w:r>
           </w:p>
         </w:tc>
@@ -3031,7 +3031,7 @@
                 <w:sz w:val="18"/>
                 <w:szCs w:val="18"/>
               </w:rPr>
-              <w:t xml:space="preserve">Tue Oct 6</w:t>
+              <w:t xml:space="preserve">Tue Oct 13</w:t>
             </w:r>
           </w:p>
         </w:tc>
@@ -3057,7 +3057,7 @@
                 <w:sz w:val="18"/>
                 <w:szCs w:val="18"/>
               </w:rPr>
-              <w:t xml:space="preserve">Wed Oct 7</w:t>
+              <w:t xml:space="preserve">Wed Oct 14</w:t>
             </w:r>
           </w:p>
         </w:tc>
@@ -3083,7 +3083,7 @@
                 <w:sz w:val="18"/>
                 <w:szCs w:val="18"/>
               </w:rPr>
-              <w:t xml:space="preserve">Thu Oct 8</w:t>
+              <w:t xml:space="preserve">Thu Oct 15</w:t>
             </w:r>
           </w:p>
         </w:tc>
@@ -3109,7 +3109,7 @@
                 <w:sz w:val="18"/>
                 <w:szCs w:val="18"/>
               </w:rPr>
-              <w:t xml:space="preserve">Thu Oct 8</w:t>
+              <w:t xml:space="preserve">Thu Oct 15</w:t>
             </w:r>
           </w:p>
         </w:tc>
@@ -3168,7 +3168,7 @@
                 <w:sz w:val="18"/>
                 <w:szCs w:val="18"/>
               </w:rPr>
-              <w:t xml:space="preserve">Oct 12 – Oct 16</w:t>
+              <w:t xml:space="preserve">Oct 19 – Oct 23</w:t>
             </w:r>
           </w:p>
         </w:tc>
@@ -3195,7 +3195,7 @@
                 <w:sz w:val="18"/>
                 <w:szCs w:val="18"/>
               </w:rPr>
-              <w:t xml:space="preserve">Mon Oct 12 *</w:t>
+              <w:t xml:space="preserve">Mon Oct 26</w:t>
             </w:r>
           </w:p>
         </w:tc>
@@ -3222,7 +3222,7 @@
                 <w:sz w:val="18"/>
                 <w:szCs w:val="18"/>
               </w:rPr>
-              <w:t xml:space="preserve">Tue Oct 13</w:t>
+              <w:t xml:space="preserve">Tue Oct 20</w:t>
             </w:r>
           </w:p>
         </w:tc>
@@ -3249,7 +3249,7 @@
                 <w:sz w:val="18"/>
                 <w:szCs w:val="18"/>
               </w:rPr>
-              <w:t xml:space="preserve">Tue Oct 13</w:t>
+              <w:t xml:space="preserve">Tue Oct 20</w:t>
             </w:r>
           </w:p>
         </w:tc>
@@ -3276,7 +3276,7 @@
                 <w:sz w:val="18"/>
                 <w:szCs w:val="18"/>
               </w:rPr>
-              <w:t xml:space="preserve">Wed Oct 14</w:t>
+              <w:t xml:space="preserve">Wed Oct 21</w:t>
             </w:r>
           </w:p>
         </w:tc>
@@ -3303,7 +3303,7 @@
                 <w:sz w:val="18"/>
                 <w:szCs w:val="18"/>
               </w:rPr>
-              <w:t xml:space="preserve">Thu Oct 15</w:t>
+              <w:t xml:space="preserve">Thu Oct 22</w:t>
             </w:r>
           </w:p>
         </w:tc>
@@ -3330,7 +3330,7 @@
                 <w:sz w:val="18"/>
                 <w:szCs w:val="18"/>
               </w:rPr>
-              <w:t xml:space="preserve">Thu Oct 15</w:t>
+              <w:t xml:space="preserve">Thu Oct 22</w:t>
             </w:r>
           </w:p>
         </w:tc>
@@ -3387,7 +3387,7 @@
                 <w:sz w:val="18"/>
                 <w:szCs w:val="18"/>
               </w:rPr>
-              <w:t xml:space="preserve">Oct 19 – Oct 23</w:t>
+              <w:t xml:space="preserve">Oct 26 – Oct 30</w:t>
             </w:r>
           </w:p>
         </w:tc>
@@ -3413,7 +3413,7 @@
                 <w:sz w:val="18"/>
                 <w:szCs w:val="18"/>
               </w:rPr>
-              <w:t xml:space="preserve">Mon Oct 19</w:t>
+              <w:t xml:space="preserve">Mon Nov 2</w:t>
             </w:r>
           </w:p>
         </w:tc>
@@ -3439,7 +3439,7 @@
                 <w:sz w:val="18"/>
                 <w:szCs w:val="18"/>
               </w:rPr>
-              <w:t xml:space="preserve">Tue Oct 20</w:t>
+              <w:t xml:space="preserve">Tue Oct 27</w:t>
             </w:r>
           </w:p>
         </w:tc>
@@ -3465,7 +3465,7 @@
                 <w:sz w:val="18"/>
                 <w:szCs w:val="18"/>
               </w:rPr>
-              <w:t xml:space="preserve">Tue Oct 20</w:t>
+              <w:t xml:space="preserve">Tue Oct 27</w:t>
             </w:r>
           </w:p>
         </w:tc>
@@ -3491,7 +3491,7 @@
                 <w:sz w:val="18"/>
                 <w:szCs w:val="18"/>
               </w:rPr>
-              <w:t xml:space="preserve">Wed Oct 21</w:t>
+              <w:t xml:space="preserve">Wed Oct 28</w:t>
             </w:r>
           </w:p>
         </w:tc>
@@ -3517,7 +3517,7 @@
                 <w:sz w:val="18"/>
                 <w:szCs w:val="18"/>
               </w:rPr>
-              <w:t xml:space="preserve">Thu Oct 22</w:t>
+              <w:t xml:space="preserve">Thu Oct 29</w:t>
             </w:r>
           </w:p>
         </w:tc>
@@ -3543,7 +3543,7 @@
                 <w:sz w:val="18"/>
                 <w:szCs w:val="18"/>
               </w:rPr>
-              <w:t xml:space="preserve">Thu Oct 22</w:t>
+              <w:t xml:space="preserve">Thu Oct 29</w:t>
             </w:r>
           </w:p>
         </w:tc>
@@ -3602,7 +3602,7 @@
                 <w:sz w:val="18"/>
                 <w:szCs w:val="18"/>
               </w:rPr>
-              <w:t xml:space="preserve">Oct 26 – Oct 30</w:t>
+              <w:t xml:space="preserve">Nov 2 – Nov 6</w:t>
             </w:r>
           </w:p>
         </w:tc>
@@ -3629,7 +3629,7 @@
                 <w:sz w:val="18"/>
                 <w:szCs w:val="18"/>
               </w:rPr>
-              <w:t xml:space="preserve">Mon Oct 26</w:t>
+              <w:t xml:space="preserve">Mon Nov 9</w:t>
             </w:r>
           </w:p>
         </w:tc>
@@ -3656,7 +3656,7 @@
                 <w:sz w:val="18"/>
                 <w:szCs w:val="18"/>
               </w:rPr>
-              <w:t xml:space="preserve">Tue Oct 27</w:t>
+              <w:t xml:space="preserve">Tue Nov 3</w:t>
             </w:r>
           </w:p>
         </w:tc>
@@ -3683,7 +3683,7 @@
                 <w:sz w:val="18"/>
                 <w:szCs w:val="18"/>
               </w:rPr>
-              <w:t xml:space="preserve">Tue Oct 27</w:t>
+              <w:t xml:space="preserve">Tue Nov 3</w:t>
             </w:r>
           </w:p>
         </w:tc>
@@ -3710,7 +3710,7 @@
                 <w:sz w:val="18"/>
                 <w:szCs w:val="18"/>
               </w:rPr>
-              <w:t xml:space="preserve">Wed Oct 28</w:t>
+              <w:t xml:space="preserve">Wed Nov 4</w:t>
             </w:r>
           </w:p>
         </w:tc>
@@ -3737,7 +3737,7 @@
                 <w:sz w:val="18"/>
                 <w:szCs w:val="18"/>
               </w:rPr>
-              <w:t xml:space="preserve">Thu Oct 29</w:t>
+              <w:t xml:space="preserve">Thu Nov 5</w:t>
             </w:r>
           </w:p>
         </w:tc>
@@ -3764,7 +3764,7 @@
                 <w:sz w:val="18"/>
                 <w:szCs w:val="18"/>
               </w:rPr>
-              <w:t xml:space="preserve">Thu Oct 29</w:t>
+              <w:t xml:space="preserve">Thu Nov 5</w:t>
             </w:r>
           </w:p>
         </w:tc>
@@ -3821,7 +3821,7 @@
                 <w:sz w:val="18"/>
                 <w:szCs w:val="18"/>
               </w:rPr>
-              <w:t xml:space="preserve">Nov 2 – Nov 6</w:t>
+              <w:t xml:space="preserve">Nov 9 – Nov 13</w:t>
             </w:r>
           </w:p>
         </w:tc>
@@ -3847,7 +3847,7 @@
                 <w:sz w:val="18"/>
                 <w:szCs w:val="18"/>
               </w:rPr>
-              <w:t xml:space="preserve">Mon Nov 2</w:t>
+              <w:t xml:space="preserve">Mon Nov 16</w:t>
             </w:r>
           </w:p>
         </w:tc>
@@ -3873,7 +3873,7 @@
                 <w:sz w:val="18"/>
                 <w:szCs w:val="18"/>
               </w:rPr>
-              <w:t xml:space="preserve">Tue Nov 3</w:t>
+              <w:t xml:space="preserve">Tue Nov 10</w:t>
             </w:r>
           </w:p>
         </w:tc>
@@ -3899,7 +3899,7 @@
                 <w:sz w:val="18"/>
                 <w:szCs w:val="18"/>
               </w:rPr>
-              <w:t xml:space="preserve">Tue Nov 3</w:t>
+              <w:t xml:space="preserve">Tue Nov 10</w:t>
             </w:r>
           </w:p>
         </w:tc>
@@ -3925,7 +3925,7 @@
                 <w:sz w:val="18"/>
                 <w:szCs w:val="18"/>
               </w:rPr>
-              <w:t xml:space="preserve">Wed Nov 4</w:t>
+              <w:t xml:space="preserve">Wed Nov 11</w:t>
             </w:r>
           </w:p>
         </w:tc>
@@ -3951,7 +3951,7 @@
                 <w:sz w:val="18"/>
                 <w:szCs w:val="18"/>
               </w:rPr>
-              <w:t xml:space="preserve">Thu Nov 5</w:t>
+              <w:t xml:space="preserve">Thu Nov 12</w:t>
             </w:r>
           </w:p>
         </w:tc>
@@ -3977,7 +3977,7 @@
                 <w:sz w:val="18"/>
                 <w:szCs w:val="18"/>
               </w:rPr>
-              <w:t xml:space="preserve">Thu Nov 5</w:t>
+              <w:t xml:space="preserve">Thu Nov 12</w:t>
             </w:r>
           </w:p>
         </w:tc>
@@ -4036,7 +4036,7 @@
                 <w:sz w:val="18"/>
                 <w:szCs w:val="18"/>
               </w:rPr>
-              <w:t xml:space="preserve">Nov 9 – Nov 13</w:t>
+              <w:t xml:space="preserve">Nov 16 – Nov 20</w:t>
             </w:r>
           </w:p>
         </w:tc>
@@ -4063,7 +4063,7 @@
                 <w:sz w:val="18"/>
                 <w:szCs w:val="18"/>
               </w:rPr>
-              <w:t xml:space="preserve">Mon Nov 9</w:t>
+              <w:t xml:space="preserve">Mon Nov 23</w:t>
             </w:r>
           </w:p>
         </w:tc>
@@ -4090,7 +4090,7 @@
                 <w:sz w:val="18"/>
                 <w:szCs w:val="18"/>
               </w:rPr>
-              <w:t xml:space="preserve">Tue Nov 10</w:t>
+              <w:t xml:space="preserve">Tue Nov 17</w:t>
             </w:r>
           </w:p>
         </w:tc>
@@ -4117,7 +4117,7 @@
                 <w:sz w:val="18"/>
                 <w:szCs w:val="18"/>
               </w:rPr>
-              <w:t xml:space="preserve">Tue Nov 10</w:t>
+              <w:t xml:space="preserve">Tue Nov 17</w:t>
             </w:r>
           </w:p>
         </w:tc>
@@ -4144,7 +4144,7 @@
                 <w:sz w:val="18"/>
                 <w:szCs w:val="18"/>
               </w:rPr>
-              <w:t xml:space="preserve">Wed Nov 11</w:t>
+              <w:t xml:space="preserve">Wed Nov 18</w:t>
             </w:r>
           </w:p>
         </w:tc>
@@ -4171,7 +4171,7 @@
                 <w:sz w:val="18"/>
                 <w:szCs w:val="18"/>
               </w:rPr>
-              <w:t xml:space="preserve">Thu Nov 12</w:t>
+              <w:t xml:space="preserve">Thu Nov 19</w:t>
             </w:r>
           </w:p>
         </w:tc>
@@ -4198,7 +4198,7 @@
                 <w:sz w:val="18"/>
                 <w:szCs w:val="18"/>
               </w:rPr>
-              <w:t xml:space="preserve">Thu Nov 12</w:t>
+              <w:t xml:space="preserve">Thu Nov 19</w:t>
             </w:r>
           </w:p>
         </w:tc>
@@ -4255,7 +4255,7 @@
                 <w:sz w:val="18"/>
                 <w:szCs w:val="18"/>
               </w:rPr>
-              <w:t xml:space="preserve">Nov 16 – Nov 20</w:t>
+              <w:t xml:space="preserve">Nov 23 – Nov 27</w:t>
             </w:r>
           </w:p>
         </w:tc>
@@ -4281,7 +4281,7 @@
                 <w:sz w:val="18"/>
                 <w:szCs w:val="18"/>
               </w:rPr>
-              <w:t xml:space="preserve">Mon Nov 16</w:t>
+              <w:t xml:space="preserve">Mon Nov 30</w:t>
             </w:r>
           </w:p>
         </w:tc>
@@ -4307,7 +4307,7 @@
                 <w:sz w:val="18"/>
                 <w:szCs w:val="18"/>
               </w:rPr>
-              <w:t xml:space="preserve">Tue Nov 17</w:t>
+              <w:t xml:space="preserve">Tue Nov 24</w:t>
             </w:r>
           </w:p>
         </w:tc>
@@ -4333,7 +4333,7 @@
                 <w:sz w:val="18"/>
                 <w:szCs w:val="18"/>
               </w:rPr>
-              <w:t xml:space="preserve">Tue Nov 17</w:t>
+              <w:t xml:space="preserve">Tue Nov 24</w:t>
             </w:r>
           </w:p>
         </w:tc>
@@ -4359,7 +4359,7 @@
                 <w:sz w:val="18"/>
                 <w:szCs w:val="18"/>
               </w:rPr>
-              <w:t xml:space="preserve">Wed Nov 18</w:t>
+              <w:t xml:space="preserve">Wed Nov 25</w:t>
             </w:r>
           </w:p>
         </w:tc>
@@ -4385,7 +4385,7 @@
                 <w:sz w:val="18"/>
                 <w:szCs w:val="18"/>
               </w:rPr>
-              <w:t xml:space="preserve">Thu Nov 19</w:t>
+              <w:t xml:space="preserve">Thu Nov 26</w:t>
             </w:r>
           </w:p>
         </w:tc>
@@ -4411,7 +4411,7 @@
                 <w:sz w:val="18"/>
                 <w:szCs w:val="18"/>
               </w:rPr>
-              <w:t xml:space="preserve">Thu Nov 19</w:t>
+              <w:t xml:space="preserve">Thu Nov 26</w:t>
             </w:r>
           </w:p>
         </w:tc>
@@ -4470,7 +4470,7 @@
                 <w:sz w:val="18"/>
                 <w:szCs w:val="18"/>
               </w:rPr>
-              <w:t xml:space="preserve">Nov 23 – Nov 27</w:t>
+              <w:t xml:space="preserve">Nov 30 – Dec 4</w:t>
             </w:r>
           </w:p>
         </w:tc>
@@ -4497,7 +4497,7 @@
                 <w:sz w:val="18"/>
                 <w:szCs w:val="18"/>
               </w:rPr>
-              <w:t xml:space="preserve">Mon Nov 23</w:t>
+              <w:t xml:space="preserve">Mon Dec 7</w:t>
             </w:r>
           </w:p>
         </w:tc>
@@ -4524,7 +4524,7 @@
                 <w:sz w:val="18"/>
                 <w:szCs w:val="18"/>
               </w:rPr>
-              <w:t xml:space="preserve">Tue Nov 24</w:t>
+              <w:t xml:space="preserve">Tue Dec 1</w:t>
             </w:r>
           </w:p>
         </w:tc>
@@ -4551,7 +4551,7 @@
                 <w:sz w:val="18"/>
                 <w:szCs w:val="18"/>
               </w:rPr>
-              <w:t xml:space="preserve">Tue Nov 24</w:t>
+              <w:t xml:space="preserve">Tue Dec 1</w:t>
             </w:r>
           </w:p>
         </w:tc>
@@ -4578,7 +4578,7 @@
                 <w:sz w:val="18"/>
                 <w:szCs w:val="18"/>
               </w:rPr>
-              <w:t xml:space="preserve">Wed Nov 25</w:t>
+              <w:t xml:space="preserve">Wed Dec 2</w:t>
             </w:r>
           </w:p>
         </w:tc>
@@ -4605,7 +4605,7 @@
                 <w:sz w:val="18"/>
                 <w:szCs w:val="18"/>
               </w:rPr>
-              <w:t xml:space="preserve">Thu Nov 26</w:t>
+              <w:t xml:space="preserve">Thu Dec 3</w:t>
             </w:r>
           </w:p>
         </w:tc>
@@ -4632,7 +4632,7 @@
                 <w:sz w:val="18"/>
                 <w:szCs w:val="18"/>
               </w:rPr>
-              <w:t xml:space="preserve">Thu Nov 26</w:t>
+              <w:t xml:space="preserve">Thu Dec 3</w:t>
             </w:r>
           </w:p>
         </w:tc>
@@ -4663,7 +4663,7 @@
           <w:sz w:val="19"/>
           <w:szCs w:val="19"/>
         </w:rPr>
-        <w:t xml:space="preserve">* Public holidays in Chile during the course: Monday October 12 (Encuentro de Dos Mundos), Saturday October 31 and Sunday November 1. Online classes take place on holidays unless the teacher announces otherwise 48 hours in advance; in that case a make-up session or recording is offered.</w:t>
+        <w:t xml:space="preserve">* Public holidays in Chile during the course: Monday October 12 (Encuentro de Dos Mundos), Saturday October 31 and Sunday November 1. Because October 12 is a public holiday, Korean for Kids starts Monday, October 19 and ends Monday, December 7 (its 8 weeks run one week behind the other courses). All other online classes take place on holidays unless the teacher announces otherwise 48 hours in advance; in that case a make-up session or recording is offered.</w:t>
       </w:r>
     </w:p>
     <w:p>
@@ -4728,7 +4728,7 @@
                 <w:sz w:val="19"/>
                 <w:szCs w:val="19"/>
               </w:rPr>
-              <w:t xml:space="preserve">Until Sun, October 4</w:t>
+              <w:t xml:space="preserve">Until Sun, October 11</w:t>
             </w:r>
           </w:p>
         </w:tc>
@@ -4788,7 +4788,7 @@
                 <w:sz w:val="19"/>
                 <w:szCs w:val="19"/>
               </w:rPr>
-              <w:t xml:space="preserve">Week 1 · Oct 5–9</w:t>
+              <w:t xml:space="preserve">Week 1 · Oct 12–16</w:t>
             </w:r>
           </w:p>
         </w:tc>
@@ -4848,7 +4848,7 @@
                 <w:sz w:val="19"/>
                 <w:szCs w:val="19"/>
               </w:rPr>
-              <w:t xml:space="preserve">Week 4 · Oct 26–30</w:t>
+              <w:t xml:space="preserve">Week 4 · Nov 2–6</w:t>
             </w:r>
           </w:p>
         </w:tc>
@@ -4908,7 +4908,7 @@
                 <w:sz w:val="19"/>
                 <w:szCs w:val="19"/>
               </w:rPr>
-              <w:t xml:space="preserve">Week 8 · Nov 23–27</w:t>
+              <w:t xml:space="preserve">Week 8 · Nov 30 – Dec 4</w:t>
             </w:r>
           </w:p>
         </w:tc>
@@ -4934,7 +4934,7 @@
                 <w:sz w:val="20"/>
                 <w:szCs w:val="20"/>
               </w:rPr>
-              <w:t xml:space="preserve">Final session: exam / presentation + wrap-up.</w:t>
+              <w:t xml:space="preserve">Final session: exam / presentation + wrap-up (Kids: Monday, December 7).</w:t>
             </w:r>
           </w:p>
         </w:tc>
@@ -4968,7 +4968,7 @@
                 <w:sz w:val="19"/>
                 <w:szCs w:val="19"/>
               </w:rPr>
-              <w:t xml:space="preserve">Mon, November 30</w:t>
+              <w:t xml:space="preserve">Mon, December 7</w:t>
             </w:r>
           </w:p>
         </w:tc>
@@ -8392,7 +8392,7 @@
                 <w:sz w:val="20"/>
                 <w:szCs w:val="20"/>
               </w:rPr>
-              <w:t xml:space="preserve">Guiran · 기란</w:t>
+              <w:t xml:space="preserve">Kiran · 기란</w:t>
             </w:r>
           </w:p>
         </w:tc>
@@ -8632,7 +8632,7 @@
                 <w:sz w:val="20"/>
                 <w:szCs w:val="20"/>
               </w:rPr>
-              <w:t xml:space="preserve">Tue Oct 6 → Tue Nov 24 · Thu Oct 8 → Thu Nov 26</w:t>
+              <w:t xml:space="preserve">Tue Oct 13 → Tue Dec 1 · Thu Oct 15 → Thu Dec 3</w:t>
             </w:r>
           </w:p>
         </w:tc>
@@ -9624,7 +9624,7 @@
                 <w:sz w:val="19"/>
                 <w:szCs w:val="19"/>
               </w:rPr>
-              <w:t xml:space="preserve">Tue Oct 6 / Thu Oct 8</w:t>
+              <w:t xml:space="preserve">Tue Oct 13 / Thu Oct 15</w:t>
             </w:r>
           </w:p>
         </w:tc>
@@ -9735,7 +9735,7 @@
                 <w:sz w:val="19"/>
                 <w:szCs w:val="19"/>
               </w:rPr>
-              <w:t xml:space="preserve">Tue Oct 13 / Thu Oct 15</w:t>
+              <w:t xml:space="preserve">Tue Oct 20 / Thu Oct 22</w:t>
             </w:r>
           </w:p>
         </w:tc>
@@ -9846,7 +9846,7 @@
                 <w:sz w:val="19"/>
                 <w:szCs w:val="19"/>
               </w:rPr>
-              <w:t xml:space="preserve">Tue Oct 20 / Thu Oct 22</w:t>
+              <w:t xml:space="preserve">Tue Oct 27 / Thu Oct 29</w:t>
             </w:r>
           </w:p>
         </w:tc>
@@ -9957,7 +9957,7 @@
                 <w:sz w:val="19"/>
                 <w:szCs w:val="19"/>
               </w:rPr>
-              <w:t xml:space="preserve">Tue Oct 27 / Thu Oct 29</w:t>
+              <w:t xml:space="preserve">Tue Nov 3 / Thu Nov 5</w:t>
             </w:r>
           </w:p>
         </w:tc>
@@ -10068,7 +10068,7 @@
                 <w:sz w:val="19"/>
                 <w:szCs w:val="19"/>
               </w:rPr>
-              <w:t xml:space="preserve">Tue Nov 3 / Thu Nov 5</w:t>
+              <w:t xml:space="preserve">Tue Nov 10 / Thu Nov 12</w:t>
             </w:r>
           </w:p>
         </w:tc>
@@ -10179,7 +10179,7 @@
                 <w:sz w:val="19"/>
                 <w:szCs w:val="19"/>
               </w:rPr>
-              <w:t xml:space="preserve">Tue Nov 10 / Thu Nov 12</w:t>
+              <w:t xml:space="preserve">Tue Nov 17 / Thu Nov 19</w:t>
             </w:r>
           </w:p>
         </w:tc>
@@ -10290,7 +10290,7 @@
                 <w:sz w:val="19"/>
                 <w:szCs w:val="19"/>
               </w:rPr>
-              <w:t xml:space="preserve">Tue Nov 17 / Thu Nov 19</w:t>
+              <w:t xml:space="preserve">Tue Nov 24 / Thu Nov 26</w:t>
             </w:r>
           </w:p>
         </w:tc>
@@ -10401,7 +10401,7 @@
                 <w:sz w:val="19"/>
                 <w:szCs w:val="19"/>
               </w:rPr>
-              <w:t xml:space="preserve">Tue Nov 24 / Thu Nov 26</w:t>
+              <w:t xml:space="preserve">Tue Dec 1 / Thu Dec 3</w:t>
             </w:r>
           </w:p>
         </w:tc>
@@ -10492,7 +10492,7 @@
           <w:sz w:val="21"/>
           <w:szCs w:val="21"/>
         </w:rPr>
-        <w:t xml:space="preserve">Week 1 · Tue Oct 6 / Thu Oct 8 · 가나다라 I · The syllable</w:t>
+        <w:t xml:space="preserve">Week 1 · Tue Oct 13 / Thu Oct 15 · 가나다라 I · The syllable</w:t>
       </w:r>
     </w:p>
     <w:p>
@@ -10900,7 +10900,7 @@
           <w:sz w:val="21"/>
           <w:szCs w:val="21"/>
         </w:rPr>
-        <w:t xml:space="preserve">Week 2 · Tue Oct 13 / Thu Oct 15 · 가나다라 II + 안녕하세요</w:t>
+        <w:t xml:space="preserve">Week 2 · Tue Oct 20 / Thu Oct 22 · 가나다라 II + 안녕하세요</w:t>
       </w:r>
     </w:p>
     <w:p>
@@ -11334,7 +11334,7 @@
           <w:sz w:val="21"/>
           <w:szCs w:val="21"/>
         </w:rPr>
-        <w:t xml:space="preserve">Week 3 · Tue Oct 20 / Thu Oct 22 · 이게 뭐예요? · What is this?</w:t>
+        <w:t xml:space="preserve">Week 3 · Tue Oct 27 / Thu Oct 29 · 이게 뭐예요? · What is this?</w:t>
       </w:r>
     </w:p>
     <w:p>
@@ -11742,7 +11742,7 @@
           <w:sz w:val="21"/>
           <w:szCs w:val="21"/>
         </w:rPr>
-        <w:t xml:space="preserve">Week 4 · Tue Oct 27 / Thu Oct 29 · 우리 엄마예요 · My family</w:t>
+        <w:t xml:space="preserve">Week 4 · Tue Nov 3 / Thu Nov 5 · 우리 엄마예요 · My family</w:t>
       </w:r>
     </w:p>
     <w:p>
@@ -12176,7 +12176,7 @@
           <w:sz w:val="21"/>
           <w:szCs w:val="21"/>
         </w:rPr>
-        <w:t xml:space="preserve">Week 5 · Tue Nov 3 / Thu Nov 5 · 집이 어디예요? · Places</w:t>
+        <w:t xml:space="preserve">Week 5 · Tue Nov 10 / Thu Nov 12 · 집이 어디예요? · Places</w:t>
       </w:r>
     </w:p>
     <w:p>
@@ -12610,7 +12610,7 @@
           <w:sz w:val="21"/>
           <w:szCs w:val="21"/>
         </w:rPr>
-        <w:t xml:space="preserve">Week 6 · Tue Nov 10 / Thu Nov 12 · 학교에 가요 · My day</w:t>
+        <w:t xml:space="preserve">Week 6 · Tue Nov 17 / Thu Nov 19 · 학교에 가요 · My day</w:t>
       </w:r>
     </w:p>
     <w:p>
@@ -13044,7 +13044,7 @@
           <w:sz w:val="21"/>
           <w:szCs w:val="21"/>
         </w:rPr>
-        <w:t xml:space="preserve">Week 7 · Tue Nov 17 / Thu Nov 19 · My room and my verbs</w:t>
+        <w:t xml:space="preserve">Week 7 · Tue Nov 24 / Thu Nov 26 · My room and my verbs</w:t>
       </w:r>
     </w:p>
     <w:p>
@@ -13478,7 +13478,7 @@
           <w:sz w:val="21"/>
           <w:szCs w:val="21"/>
         </w:rPr>
-        <w:t xml:space="preserve">Week 8 · Tue Nov 24 / Thu Nov 26 · 사과를 좋아해요 + exam</w:t>
+        <w:t xml:space="preserve">Week 8 · Tue Dec 1 / Thu Dec 3 · 사과를 좋아해요 + exam</w:t>
       </w:r>
     </w:p>
     <w:p>
@@ -15177,7 +15177,7 @@
                 <w:sz w:val="20"/>
                 <w:szCs w:val="20"/>
               </w:rPr>
-              <w:t xml:space="preserve">Wed Oct 7 → Wed Nov 25</w:t>
+              <w:t xml:space="preserve">Wed Oct 14 → Wed Dec 2</w:t>
             </w:r>
           </w:p>
         </w:tc>
@@ -16143,7 +16143,7 @@
                 <w:sz w:val="19"/>
                 <w:szCs w:val="19"/>
               </w:rPr>
-              <w:t xml:space="preserve">Wed Oct 7</w:t>
+              <w:t xml:space="preserve">Wed Oct 14</w:t>
             </w:r>
           </w:p>
         </w:tc>
@@ -16254,7 +16254,7 @@
                 <w:sz w:val="19"/>
                 <w:szCs w:val="19"/>
               </w:rPr>
-              <w:t xml:space="preserve">Wed Oct 14</w:t>
+              <w:t xml:space="preserve">Wed Oct 21</w:t>
             </w:r>
           </w:p>
         </w:tc>
@@ -16365,7 +16365,7 @@
                 <w:sz w:val="19"/>
                 <w:szCs w:val="19"/>
               </w:rPr>
-              <w:t xml:space="preserve">Wed Oct 21</w:t>
+              <w:t xml:space="preserve">Wed Oct 28</w:t>
             </w:r>
           </w:p>
         </w:tc>
@@ -16476,7 +16476,7 @@
                 <w:sz w:val="19"/>
                 <w:szCs w:val="19"/>
               </w:rPr>
-              <w:t xml:space="preserve">Wed Oct 28</w:t>
+              <w:t xml:space="preserve">Wed Nov 4</w:t>
             </w:r>
           </w:p>
         </w:tc>
@@ -16587,7 +16587,7 @@
                 <w:sz w:val="19"/>
                 <w:szCs w:val="19"/>
               </w:rPr>
-              <w:t xml:space="preserve">Wed Nov 4</w:t>
+              <w:t xml:space="preserve">Wed Nov 11</w:t>
             </w:r>
           </w:p>
         </w:tc>
@@ -16698,7 +16698,7 @@
                 <w:sz w:val="19"/>
                 <w:szCs w:val="19"/>
               </w:rPr>
-              <w:t xml:space="preserve">Wed Nov 11</w:t>
+              <w:t xml:space="preserve">Wed Nov 18</w:t>
             </w:r>
           </w:p>
         </w:tc>
@@ -16809,7 +16809,7 @@
                 <w:sz w:val="19"/>
                 <w:szCs w:val="19"/>
               </w:rPr>
-              <w:t xml:space="preserve">Wed Nov 18</w:t>
+              <w:t xml:space="preserve">Wed Nov 25</w:t>
             </w:r>
           </w:p>
         </w:tc>
@@ -16920,7 +16920,7 @@
                 <w:sz w:val="19"/>
                 <w:szCs w:val="19"/>
               </w:rPr>
-              <w:t xml:space="preserve">Wed Nov 25</w:t>
+              <w:t xml:space="preserve">Wed Dec 2</w:t>
             </w:r>
           </w:p>
         </w:tc>
@@ -17011,7 +17011,7 @@
           <w:sz w:val="21"/>
           <w:szCs w:val="21"/>
         </w:rPr>
-        <w:t xml:space="preserve">Week 1 · Wed Oct 7 · Re-introductions + diagnostic</w:t>
+        <w:t xml:space="preserve">Week 1 · Wed Oct 14 · Re-introductions + diagnostic</w:t>
       </w:r>
     </w:p>
     <w:p>
@@ -17036,7 +17036,7 @@
           <w:sz w:val="20"/>
           <w:szCs w:val="20"/>
         </w:rPr>
-        <w:t xml:space="preserve">Wednesday, October 7 · Textbook Fundamentals 01–02: 이다 (to be) and 있다 (there is / to have / to be located) · active review of Basic 1 · individual oral diagnostic</w:t>
+        <w:t xml:space="preserve">Wednesday, October 14 · Textbook Fundamentals 01–02: 이다 (to be) and 있다 (there is / to have / to be located) · active review of Basic 1 · individual oral diagnostic</w:t>
       </w:r>
       <w:r>
         <w:rPr>
@@ -17445,7 +17445,7 @@
           <w:sz w:val="21"/>
           <w:szCs w:val="21"/>
         </w:rPr>
-        <w:t xml:space="preserve">Week 2 · Wed Oct 14 · Numbers in action</w:t>
+        <w:t xml:space="preserve">Week 2 · Wed Oct 21 · Numbers in action</w:t>
       </w:r>
     </w:p>
     <w:p>
@@ -17470,7 +17470,7 @@
           <w:sz w:val="20"/>
           <w:szCs w:val="20"/>
         </w:rPr>
-        <w:t xml:space="preserve">Wednesday, October 14 · Textbook Fundamentals 03–05: Sino-Korean and native Korean numerals · dates and days of the week · telling time (몇 시)</w:t>
+        <w:t xml:space="preserve">Wednesday, October 21 · Textbook Fundamentals 03–05: Sino-Korean and native Korean numerals · dates and days of the week · telling time (몇 시)</w:t>
       </w:r>
       <w:r>
         <w:rPr>
@@ -17879,7 +17879,7 @@
           <w:sz w:val="21"/>
           <w:szCs w:val="21"/>
         </w:rPr>
-        <w:t xml:space="preserve">Week 3 · Wed Oct 21 · The full present tense</w:t>
+        <w:t xml:space="preserve">Week 3 · Wed Oct 28 · The full present tense</w:t>
       </w:r>
     </w:p>
     <w:p>
@@ -17904,7 +17904,7 @@
           <w:sz w:val="20"/>
           <w:szCs w:val="20"/>
         </w:rPr>
-        <w:t xml:space="preserve">Wednesday, October 21 · Textbook Tenses unit 01–02: the full polite present -아요/어요 and the formal present -ㅂ니다/습니다 · everyday irregular verbs · the particle 에서 vs. 에</w:t>
+        <w:t xml:space="preserve">Wednesday, October 28 · Textbook Tenses unit 01–02: the full polite present -아요/어요 and the formal present -ㅂ니다/습니다 · everyday irregular verbs · the particle 에서 vs. 에</w:t>
       </w:r>
       <w:r>
         <w:rPr>
@@ -18313,7 +18313,7 @@
           <w:sz w:val="21"/>
           <w:szCs w:val="21"/>
         </w:rPr>
-        <w:t xml:space="preserve">Week 4 · Wed Oct 28 · The past · -았/었어요</w:t>
+        <w:t xml:space="preserve">Week 4 · Wed Nov 4 · The past · -았/었어요</w:t>
       </w:r>
     </w:p>
     <w:p>
@@ -18338,7 +18338,7 @@
           <w:sz w:val="20"/>
           <w:szCs w:val="20"/>
         </w:rPr>
-        <w:t xml:space="preserve">Wednesday, October 28 · Textbook Tenses unit 03: past tense -았어요/었어요 · Particles unit 08: 부터~까지 (from… to) · past time expressions · 하고 / (이)랑 (with whom)</w:t>
+        <w:t xml:space="preserve">Wednesday, November 4 · Textbook Tenses unit 03: past tense -았어요/었어요 · Particles unit 08: 부터~까지 (from… to) · past time expressions · 하고 / (이)랑 (with whom)</w:t>
       </w:r>
       <w:r>
         <w:rPr>
@@ -18747,7 +18747,7 @@
           <w:sz w:val="21"/>
           <w:szCs w:val="21"/>
         </w:rPr>
-        <w:t xml:space="preserve">Week 5 · Wed Nov 4 · The future · -(으)ㄹ 거예요</w:t>
+        <w:t xml:space="preserve">Week 5 · Wed Nov 11 · The future · -(으)ㄹ 거예요</w:t>
       </w:r>
     </w:p>
     <w:p>
@@ -18772,7 +18772,7 @@
           <w:sz w:val="20"/>
           <w:szCs w:val="20"/>
         </w:rPr>
-        <w:t xml:space="preserve">Wednesday, November 4 · Textbook Tenses unit 04: future and intention -(으)ㄹ 거예요 · Listing and contrast unit 02: -거나 (or) · Particles 13: (으)로 (means of transportation)</w:t>
+        <w:t xml:space="preserve">Wednesday, November 11 · Textbook Tenses unit 04: future and intention -(으)ㄹ 거예요 · Listing and contrast unit 02: -거나 (or) · Particles 13: (으)로 (means of transportation)</w:t>
       </w:r>
       <w:r>
         <w:rPr>
@@ -19181,7 +19181,7 @@
           <w:sz w:val="21"/>
           <w:szCs w:val="21"/>
         </w:rPr>
-        <w:t xml:space="preserve">Week 6 · Wed Nov 11 · Negation and ability</w:t>
+        <w:t xml:space="preserve">Week 6 · Wed Nov 18 · Negation and ability</w:t>
       </w:r>
     </w:p>
     <w:p>
@@ -19206,7 +19206,7 @@
           <w:sz w:val="20"/>
           <w:szCs w:val="20"/>
         </w:rPr>
-        <w:t xml:space="preserve">Wednesday, November 11 · Textbook Negation unit 01–03: 안 / -지 않아요 · 못 / -지 못해요 · negatives that are words of their own · Ability unit 01: -(으)ㄹ 수 있어요/없어요</w:t>
+        <w:t xml:space="preserve">Wednesday, November 18 · Textbook Negation unit 01–03: 안 / -지 않아요 · 못 / -지 못해요 · negatives that are words of their own · Ability unit 01: -(으)ㄹ 수 있어요/없어요</w:t>
       </w:r>
       <w:r>
         <w:rPr>
@@ -19615,7 +19615,7 @@
           <w:sz w:val="21"/>
           <w:szCs w:val="21"/>
         </w:rPr>
-        <w:t xml:space="preserve">Week 7 · Wed Nov 18 · Pro particles</w:t>
+        <w:t xml:space="preserve">Week 7 · Wed Nov 25 · Pro particles</w:t>
       </w:r>
     </w:p>
     <w:p>
@@ -19640,7 +19640,7 @@
           <w:sz w:val="20"/>
           <w:szCs w:val="20"/>
         </w:rPr>
-        <w:t xml:space="preserve">Wednesday, November 18 · Textbook Particles unit (selection): 05 의 · 09 에게/한테 · 10 도 · 11 만 · 12 밖에 · 14 쯤 · 15 처럼 · 16 보다 · 17 마다</w:t>
+        <w:t xml:space="preserve">Wednesday, November 25 · Textbook Particles unit (selection): 05 의 · 09 에게/한테 · 10 도 · 11 만 · 12 밖에 · 14 쯤 · 15 처럼 · 16 보다 · 17 마다</w:t>
       </w:r>
       <w:r>
         <w:rPr>
@@ -20049,7 +20049,7 @@
           <w:sz w:val="21"/>
           <w:szCs w:val="21"/>
         </w:rPr>
-        <w:t xml:space="preserve">Week 8 · Wed Nov 25 · Connectors + A2 exam</w:t>
+        <w:t xml:space="preserve">Week 8 · Wed Dec 2 · Connectors + A2 exam</w:t>
       </w:r>
     </w:p>
     <w:p>
@@ -20074,7 +20074,7 @@
           <w:sz w:val="20"/>
           <w:szCs w:val="20"/>
         </w:rPr>
-        <w:t xml:space="preserve">Wednesday, November 25 · Textbook Listing and contrast unit 01 and 03: -고 (and) · -지만 (but) · integration of the 7 classes · in-house A2 exam + oral assessment · certificate</w:t>
+        <w:t xml:space="preserve">Wednesday, December 2 · Textbook Listing and contrast unit 01 and 03: -고 (and) · -지만 (but) · integration of the 7 classes · in-house A2 exam + oral assessment · certificate</w:t>
       </w:r>
       <w:r>
         <w:rPr>
@@ -21042,7 +21042,7 @@
           <w:sz w:val="22"/>
           <w:szCs w:val="22"/>
         </w:rPr>
-        <w:t xml:space="preserve">The group arrives mixed (Guiran's Basic 1, the July Level 1 and someone via placement test): use the class 1 oral diagnostic to set up 'strong + medium' pairs, never 'strong + strong', and don't re-explain Hangul live; send slow readers to the Reader with a concrete goal.</w:t>
+        <w:t xml:space="preserve">The group arrives mixed (Kiran's Basic 1, the July Level 1 and someone via placement test): use the class 1 oral diagnostic to set up 'strong + medium' pairs, never 'strong + strong', and don't re-explain Hangul live; send slow readers to the Reader with a concrete goal.</w:t>
       </w:r>
     </w:p>
     <w:p>
@@ -21748,7 +21748,7 @@
                 <w:sz w:val="20"/>
                 <w:szCs w:val="20"/>
               </w:rPr>
-              <w:t xml:space="preserve">Tue Oct 6 → Tue Nov 24</w:t>
+              <w:t xml:space="preserve">Tue Oct 13 → Tue Dec 1</w:t>
             </w:r>
           </w:p>
         </w:tc>
@@ -22740,7 +22740,7 @@
                 <w:sz w:val="19"/>
                 <w:szCs w:val="19"/>
               </w:rPr>
-              <w:t xml:space="preserve">Tue Oct 6</w:t>
+              <w:t xml:space="preserve">Tue Oct 13</w:t>
             </w:r>
           </w:p>
         </w:tc>
@@ -22851,7 +22851,7 @@
                 <w:sz w:val="19"/>
                 <w:szCs w:val="19"/>
               </w:rPr>
-              <w:t xml:space="preserve">Tue Oct 13</w:t>
+              <w:t xml:space="preserve">Tue Oct 20</w:t>
             </w:r>
           </w:p>
         </w:tc>
@@ -22962,7 +22962,7 @@
                 <w:sz w:val="19"/>
                 <w:szCs w:val="19"/>
               </w:rPr>
-              <w:t xml:space="preserve">Tue Oct 20</w:t>
+              <w:t xml:space="preserve">Tue Oct 27</w:t>
             </w:r>
           </w:p>
         </w:tc>
@@ -23073,7 +23073,7 @@
                 <w:sz w:val="19"/>
                 <w:szCs w:val="19"/>
               </w:rPr>
-              <w:t xml:space="preserve">Tue Oct 27</w:t>
+              <w:t xml:space="preserve">Tue Nov 3</w:t>
             </w:r>
           </w:p>
         </w:tc>
@@ -23184,7 +23184,7 @@
                 <w:sz w:val="19"/>
                 <w:szCs w:val="19"/>
               </w:rPr>
-              <w:t xml:space="preserve">Tue Nov 3</w:t>
+              <w:t xml:space="preserve">Tue Nov 10</w:t>
             </w:r>
           </w:p>
         </w:tc>
@@ -23295,7 +23295,7 @@
                 <w:sz w:val="19"/>
                 <w:szCs w:val="19"/>
               </w:rPr>
-              <w:t xml:space="preserve">Tue Nov 10</w:t>
+              <w:t xml:space="preserve">Tue Nov 17</w:t>
             </w:r>
           </w:p>
         </w:tc>
@@ -23406,7 +23406,7 @@
                 <w:sz w:val="19"/>
                 <w:szCs w:val="19"/>
               </w:rPr>
-              <w:t xml:space="preserve">Tue Nov 17</w:t>
+              <w:t xml:space="preserve">Tue Nov 24</w:t>
             </w:r>
           </w:p>
         </w:tc>
@@ -23517,7 +23517,7 @@
                 <w:sz w:val="19"/>
                 <w:szCs w:val="19"/>
               </w:rPr>
-              <w:t xml:space="preserve">Tue Nov 24</w:t>
+              <w:t xml:space="preserve">Tue Dec 1</w:t>
             </w:r>
           </w:p>
         </w:tc>
@@ -23608,7 +23608,7 @@
           <w:sz w:val="21"/>
           <w:szCs w:val="21"/>
         </w:rPr>
-        <w:t xml:space="preserve">Week 1 · Tue Oct 6 · Orientation + oral diagnostic</w:t>
+        <w:t xml:space="preserve">Week 1 · Tue Oct 13 · Orientation + oral diagnostic</w:t>
       </w:r>
     </w:p>
     <w:p>
@@ -23633,7 +23633,7 @@
           <w:sz w:val="20"/>
           <w:szCs w:val="20"/>
         </w:rPr>
-        <w:t xml:space="preserve">Tuesday, October 6 · Orientation session (no themed module) · individual oral diagnostic</w:t>
+        <w:t xml:space="preserve">Tuesday, October 13 · Orientation session (no themed module) · individual oral diagnostic</w:t>
       </w:r>
       <w:r>
         <w:rPr>
@@ -24042,7 +24042,7 @@
           <w:sz w:val="21"/>
           <w:szCs w:val="21"/>
         </w:rPr>
-        <w:t xml:space="preserve">Week 2 · Tue Oct 13 · K-pop and fan culture</w:t>
+        <w:t xml:space="preserve">Week 2 · Tue Oct 20 · K-pop and fan culture</w:t>
       </w:r>
     </w:p>
     <w:p>
@@ -24067,7 +24067,7 @@
           <w:sz w:val="20"/>
           <w:szCs w:val="20"/>
         </w:rPr>
-        <w:t xml:space="preserve">Tuesday, October 13 · M01 · K-pop and fan culture (in-house trilingual deck)</w:t>
+        <w:t xml:space="preserve">Tuesday, October 20 · M01 · K-pop and fan culture (in-house trilingual deck)</w:t>
       </w:r>
       <w:r>
         <w:rPr>
@@ -24476,7 +24476,7 @@
           <w:sz w:val="21"/>
           <w:szCs w:val="21"/>
         </w:rPr>
-        <w:t xml:space="preserve">Week 3 · Tue Oct 20 · Travel: Jeju and Seoul</w:t>
+        <w:t xml:space="preserve">Week 3 · Tue Oct 27 · Travel: Jeju and Seoul</w:t>
       </w:r>
     </w:p>
     <w:p>
@@ -24501,7 +24501,7 @@
           <w:sz w:val="20"/>
           <w:szCs w:val="20"/>
         </w:rPr>
-        <w:t xml:space="preserve">Tuesday, October 20 · M02 · Travel: Jeju and Seoul (in-house trilingual deck)</w:t>
+        <w:t xml:space="preserve">Tuesday, October 27 · M02 · Travel: Jeju and Seoul (in-house trilingual deck)</w:t>
       </w:r>
       <w:r>
         <w:rPr>
@@ -24910,7 +24910,7 @@
           <w:sz w:val="21"/>
           <w:szCs w:val="21"/>
         </w:rPr>
-        <w:t xml:space="preserve">Week 4 · Tue Oct 27 · Food culture</w:t>
+        <w:t xml:space="preserve">Week 4 · Tue Nov 3 · Food culture</w:t>
       </w:r>
     </w:p>
     <w:p>
@@ -24935,7 +24935,7 @@
           <w:sz w:val="20"/>
           <w:szCs w:val="20"/>
         </w:rPr>
-        <w:t xml:space="preserve">Tuesday, October 27 · M03 · Food culture (in-house trilingual deck)</w:t>
+        <w:t xml:space="preserve">Tuesday, November 3 · M03 · Food culture (in-house trilingual deck)</w:t>
       </w:r>
       <w:r>
         <w:rPr>
@@ -25344,7 +25344,7 @@
           <w:sz w:val="21"/>
           <w:szCs w:val="21"/>
         </w:rPr>
-        <w:t xml:space="preserve">Week 5 · Tue Nov 3 · Conversation Lab 1</w:t>
+        <w:t xml:space="preserve">Week 5 · Tue Nov 10 · Conversation Lab 1</w:t>
       </w:r>
     </w:p>
     <w:p>
@@ -25369,7 +25369,7 @@
           <w:sz w:val="20"/>
           <w:szCs w:val="20"/>
         </w:rPr>
-        <w:t xml:space="preserve">Tuesday, November 3 · Lab 1 · integrates M01–M03 (K-pop, travel, food) · no new deck</w:t>
+        <w:t xml:space="preserve">Tuesday, November 10 · Lab 1 · integrates M01–M03 (K-pop, travel, food) · no new deck</w:t>
       </w:r>
       <w:r>
         <w:rPr>
@@ -25778,7 +25778,7 @@
           <w:sz w:val="21"/>
           <w:szCs w:val="21"/>
         </w:rPr>
-        <w:t xml:space="preserve">Week 6 · Tue Nov 10 · Hanbok and aesthetics</w:t>
+        <w:t xml:space="preserve">Week 6 · Tue Nov 17 · Hanbok and aesthetics</w:t>
       </w:r>
     </w:p>
     <w:p>
@@ -25803,7 +25803,7 @@
           <w:sz w:val="20"/>
           <w:szCs w:val="20"/>
         </w:rPr>
-        <w:t xml:space="preserve">Tuesday, November 10 · M04 · Hanbok and aesthetics (in-house trilingual deck)</w:t>
+        <w:t xml:space="preserve">Tuesday, November 17 · M04 · Hanbok and aesthetics (in-house trilingual deck)</w:t>
       </w:r>
       <w:r>
         <w:rPr>
@@ -26212,7 +26212,7 @@
           <w:sz w:val="21"/>
           <w:szCs w:val="21"/>
         </w:rPr>
-        <w:t xml:space="preserve">Week 7 · Tue Nov 17 · PC방 and e-sports</w:t>
+        <w:t xml:space="preserve">Week 7 · Tue Nov 24 · PC방 and e-sports</w:t>
       </w:r>
     </w:p>
     <w:p>
@@ -26237,7 +26237,7 @@
           <w:sz w:val="20"/>
           <w:szCs w:val="20"/>
         </w:rPr>
-        <w:t xml:space="preserve">Tuesday, November 17 · M05 · PC방 and e-sports (in-house trilingual deck)</w:t>
+        <w:t xml:space="preserve">Tuesday, November 24 · M05 · PC방 and e-sports (in-house trilingual deck)</w:t>
       </w:r>
       <w:r>
         <w:rPr>
@@ -26646,7 +26646,7 @@
           <w:sz w:val="21"/>
           <w:szCs w:val="21"/>
         </w:rPr>
-        <w:t xml:space="preserve">Week 8 · Tue Nov 24 · Lab 2 + oral assessment</w:t>
+        <w:t xml:space="preserve">Week 8 · Tue Dec 1 · Lab 2 + oral assessment</w:t>
       </w:r>
     </w:p>
     <w:p>
@@ -26671,7 +26671,7 @@
           <w:sz w:val="20"/>
           <w:szCs w:val="20"/>
         </w:rPr>
-        <w:t xml:space="preserve">Tuesday, November 24 · Lab 2 (M01–M05) + end-of-stage oral assessment · certificate and invitation to Conversational 2</w:t>
+        <w:t xml:space="preserve">Tuesday, December 1 · Lab 2 (M01–M05) + end-of-stage oral assessment · certificate and invitation to Conversational 2</w:t>
       </w:r>
       <w:r>
         <w:rPr>
@@ -28345,7 +28345,7 @@
                 <w:sz w:val="20"/>
                 <w:szCs w:val="20"/>
               </w:rPr>
-              <w:t xml:space="preserve">Thu Oct 8 → Thu Nov 26</w:t>
+              <w:t xml:space="preserve">Thu Oct 15 → Thu Dec 3</w:t>
             </w:r>
           </w:p>
         </w:tc>
@@ -29311,7 +29311,7 @@
                 <w:sz w:val="19"/>
                 <w:szCs w:val="19"/>
               </w:rPr>
-              <w:t xml:space="preserve">Thu Oct 8</w:t>
+              <w:t xml:space="preserve">Thu Oct 15</w:t>
             </w:r>
           </w:p>
         </w:tc>
@@ -29422,7 +29422,7 @@
                 <w:sz w:val="19"/>
                 <w:szCs w:val="19"/>
               </w:rPr>
-              <w:t xml:space="preserve">Thu Oct 15</w:t>
+              <w:t xml:space="preserve">Thu Oct 22</w:t>
             </w:r>
           </w:p>
         </w:tc>
@@ -29533,7 +29533,7 @@
                 <w:sz w:val="19"/>
                 <w:szCs w:val="19"/>
               </w:rPr>
-              <w:t xml:space="preserve">Thu Oct 22</w:t>
+              <w:t xml:space="preserve">Thu Oct 29</w:t>
             </w:r>
           </w:p>
         </w:tc>
@@ -29644,7 +29644,7 @@
                 <w:sz w:val="19"/>
                 <w:szCs w:val="19"/>
               </w:rPr>
-              <w:t xml:space="preserve">Thu Oct 29</w:t>
+              <w:t xml:space="preserve">Thu Nov 5</w:t>
             </w:r>
           </w:p>
         </w:tc>
@@ -29755,7 +29755,7 @@
                 <w:sz w:val="19"/>
                 <w:szCs w:val="19"/>
               </w:rPr>
-              <w:t xml:space="preserve">Thu Nov 5</w:t>
+              <w:t xml:space="preserve">Thu Nov 12</w:t>
             </w:r>
           </w:p>
         </w:tc>
@@ -29866,7 +29866,7 @@
                 <w:sz w:val="19"/>
                 <w:szCs w:val="19"/>
               </w:rPr>
-              <w:t xml:space="preserve">Thu Nov 12</w:t>
+              <w:t xml:space="preserve">Thu Nov 19</w:t>
             </w:r>
           </w:p>
         </w:tc>
@@ -29977,7 +29977,7 @@
                 <w:sz w:val="19"/>
                 <w:szCs w:val="19"/>
               </w:rPr>
-              <w:t xml:space="preserve">Thu Nov 19</w:t>
+              <w:t xml:space="preserve">Thu Nov 26</w:t>
             </w:r>
           </w:p>
         </w:tc>
@@ -30088,7 +30088,7 @@
                 <w:sz w:val="19"/>
                 <w:szCs w:val="19"/>
               </w:rPr>
-              <w:t xml:space="preserve">Thu Nov 26</w:t>
+              <w:t xml:space="preserve">Thu Dec 3</w:t>
             </w:r>
           </w:p>
         </w:tc>
@@ -30179,7 +30179,7 @@
           <w:sz w:val="21"/>
           <w:szCs w:val="21"/>
         </w:rPr>
-        <w:t xml:space="preserve">Week 1 · Thu Oct 8 · Diagnostic + anatomy of TOPIK II</w:t>
+        <w:t xml:space="preserve">Week 1 · Thu Oct 15 · Diagnostic + anatomy of TOPIK II</w:t>
       </w:r>
     </w:p>
     <w:p>
@@ -30587,7 +30587,7 @@
           <w:sz w:val="21"/>
           <w:szCs w:val="21"/>
         </w:rPr>
-        <w:t xml:space="preserve">Week 2 · Thu Oct 15 · 읽기 I · Reading</w:t>
+        <w:t xml:space="preserve">Week 2 · Thu Oct 22 · 읽기 I · Reading</w:t>
       </w:r>
     </w:p>
     <w:p>
@@ -31021,7 +31021,7 @@
           <w:sz w:val="21"/>
           <w:szCs w:val="21"/>
         </w:rPr>
-        <w:t xml:space="preserve">Week 3 · Thu Oct 22 · 듣기 I · Listening</w:t>
+        <w:t xml:space="preserve">Week 3 · Thu Oct 29 · 듣기 I · Listening</w:t>
       </w:r>
     </w:p>
     <w:p>
@@ -31455,7 +31455,7 @@
           <w:sz w:val="21"/>
           <w:szCs w:val="21"/>
         </w:rPr>
-        <w:t xml:space="preserve">Week 4 · Thu Oct 29 · 쓰기 51–52</w:t>
+        <w:t xml:space="preserve">Week 4 · Thu Nov 5 · 쓰기 51–52</w:t>
       </w:r>
     </w:p>
     <w:p>
@@ -31889,7 +31889,7 @@
           <w:sz w:val="21"/>
           <w:szCs w:val="21"/>
         </w:rPr>
-        <w:t xml:space="preserve">Week 5 · Thu Nov 5 · 쓰기 53 · The graph</w:t>
+        <w:t xml:space="preserve">Week 5 · Thu Nov 12 · 쓰기 53 · The graph</w:t>
       </w:r>
     </w:p>
     <w:p>
@@ -32323,7 +32323,7 @@
           <w:sz w:val="21"/>
           <w:szCs w:val="21"/>
         </w:rPr>
-        <w:t xml:space="preserve">Week 6 · Thu Nov 12 · 읽기/듣기 II · Level 4–6</w:t>
+        <w:t xml:space="preserve">Week 6 · Thu Nov 19 · 읽기/듣기 II · Level 4–6</w:t>
       </w:r>
     </w:p>
     <w:p>
@@ -32757,7 +32757,7 @@
           <w:sz w:val="21"/>
           <w:szCs w:val="21"/>
         </w:rPr>
-        <w:t xml:space="preserve">Week 7 · Thu Nov 19 · 쓰기 54 · The essay</w:t>
+        <w:t xml:space="preserve">Week 7 · Thu Nov 26 · 쓰기 54 · The essay</w:t>
       </w:r>
     </w:p>
     <w:p>
@@ -33191,7 +33191,7 @@
           <w:sz w:val="21"/>
           <w:szCs w:val="21"/>
         </w:rPr>
-        <w:t xml:space="preserve">Week 8 · Thu Nov 26 · Final mock exam + personal plan</w:t>
+        <w:t xml:space="preserve">Week 8 · Thu Dec 3 · Final mock exam + personal plan</w:t>
       </w:r>
     </w:p>
     <w:p>
@@ -34916,7 +34916,7 @@
                 <w:sz w:val="20"/>
                 <w:szCs w:val="20"/>
               </w:rPr>
-              <w:t xml:space="preserve">Mon Oct 5 → Mon Nov 23</w:t>
+              <w:t xml:space="preserve">Mon Oct 19 → Mon Dec 7</w:t>
             </w:r>
           </w:p>
         </w:tc>
@@ -35908,7 +35908,7 @@
                 <w:sz w:val="19"/>
                 <w:szCs w:val="19"/>
               </w:rPr>
-              <w:t xml:space="preserve">Mon Oct 5</w:t>
+              <w:t xml:space="preserve">Mon Oct 19</w:t>
             </w:r>
           </w:p>
         </w:tc>
@@ -36019,7 +36019,7 @@
                 <w:sz w:val="19"/>
                 <w:szCs w:val="19"/>
               </w:rPr>
-              <w:t xml:space="preserve">Mon Oct 12</w:t>
+              <w:t xml:space="preserve">Mon Oct 26</w:t>
             </w:r>
           </w:p>
         </w:tc>
@@ -36130,7 +36130,7 @@
                 <w:sz w:val="19"/>
                 <w:szCs w:val="19"/>
               </w:rPr>
-              <w:t xml:space="preserve">Mon Oct 19</w:t>
+              <w:t xml:space="preserve">Mon Nov 2</w:t>
             </w:r>
           </w:p>
         </w:tc>
@@ -36241,7 +36241,7 @@
                 <w:sz w:val="19"/>
                 <w:szCs w:val="19"/>
               </w:rPr>
-              <w:t xml:space="preserve">Mon Oct 26</w:t>
+              <w:t xml:space="preserve">Mon Nov 9</w:t>
             </w:r>
           </w:p>
         </w:tc>
@@ -36352,7 +36352,7 @@
                 <w:sz w:val="19"/>
                 <w:szCs w:val="19"/>
               </w:rPr>
-              <w:t xml:space="preserve">Mon Nov 2</w:t>
+              <w:t xml:space="preserve">Mon Nov 16</w:t>
             </w:r>
           </w:p>
         </w:tc>
@@ -36463,7 +36463,7 @@
                 <w:sz w:val="19"/>
                 <w:szCs w:val="19"/>
               </w:rPr>
-              <w:t xml:space="preserve">Mon Nov 9</w:t>
+              <w:t xml:space="preserve">Mon Nov 23</w:t>
             </w:r>
           </w:p>
         </w:tc>
@@ -36574,7 +36574,7 @@
                 <w:sz w:val="19"/>
                 <w:szCs w:val="19"/>
               </w:rPr>
-              <w:t xml:space="preserve">Mon Nov 16</w:t>
+              <w:t xml:space="preserve">Mon Nov 30</w:t>
             </w:r>
           </w:p>
         </w:tc>
@@ -36685,7 +36685,7 @@
                 <w:sz w:val="19"/>
                 <w:szCs w:val="19"/>
               </w:rPr>
-              <w:t xml:space="preserve">Mon Nov 23</w:t>
+              <w:t xml:space="preserve">Mon Dec 7</w:t>
             </w:r>
           </w:p>
         </w:tc>
@@ -36776,7 +36776,7 @@
           <w:sz w:val="21"/>
           <w:szCs w:val="21"/>
         </w:rPr>
-        <w:t xml:space="preserve">Week 1 · Mon Oct 5 · Hello, Korea! · 안녕하세요</w:t>
+        <w:t xml:space="preserve">Week 1 · Mon Oct 19 · Hello, Korea! · 안녕하세요</w:t>
       </w:r>
     </w:p>
     <w:p>
@@ -37184,7 +37184,7 @@
           <w:sz w:val="21"/>
           <w:szCs w:val="21"/>
         </w:rPr>
-        <w:t xml:space="preserve">Week 2 · Mon Oct 12 · My name in Korean</w:t>
+        <w:t xml:space="preserve">Week 2 · Mon Oct 26 · My name in Korean</w:t>
       </w:r>
     </w:p>
     <w:p>
@@ -37592,7 +37592,7 @@
           <w:sz w:val="21"/>
           <w:szCs w:val="21"/>
         </w:rPr>
-        <w:t xml:space="preserve">Week 3 · Mon Oct 19 · The syllable factory</w:t>
+        <w:t xml:space="preserve">Week 3 · Mon Nov 2 · The syllable factory</w:t>
       </w:r>
     </w:p>
     <w:p>
@@ -38000,7 +38000,7 @@
           <w:sz w:val="21"/>
           <w:szCs w:val="21"/>
         </w:rPr>
-        <w:t xml:space="preserve">Week 4 · Mon Oct 26 · Animals · 동물</w:t>
+        <w:t xml:space="preserve">Week 4 · Mon Nov 9 · Animals · 동물</w:t>
       </w:r>
     </w:p>
     <w:p>
@@ -38408,7 +38408,7 @@
           <w:sz w:val="21"/>
           <w:szCs w:val="21"/>
         </w:rPr>
-        <w:t xml:space="preserve">Week 5 · Mon Nov 2 · My family · 가족</w:t>
+        <w:t xml:space="preserve">Week 5 · Mon Nov 16 · My family · 가족</w:t>
       </w:r>
     </w:p>
     <w:p>
@@ -38816,7 +38816,7 @@
           <w:sz w:val="21"/>
           <w:szCs w:val="21"/>
         </w:rPr>
-        <w:t xml:space="preserve">Week 6 · Mon Nov 9 · The magic numbers</w:t>
+        <w:t xml:space="preserve">Week 6 · Mon Nov 23 · The magic numbers</w:t>
       </w:r>
     </w:p>
     <w:p>
@@ -39224,7 +39224,7 @@
           <w:sz w:val="21"/>
           <w:szCs w:val="21"/>
         </w:rPr>
-        <w:t xml:space="preserve">Week 7 · Mon Nov 16 · Yum! Korean food</w:t>
+        <w:t xml:space="preserve">Week 7 · Mon Nov 30 · Yum! Korean food</w:t>
       </w:r>
     </w:p>
     <w:p>
@@ -39632,7 +39632,7 @@
           <w:sz w:val="21"/>
           <w:szCs w:val="21"/>
         </w:rPr>
-        <w:t xml:space="preserve">Week 8 · Mon Nov 23 · 🎤 Final show + certificate</w:t>
+        <w:t xml:space="preserve">Week 8 · Mon Dec 7 · 🎤 Final show + certificate</w:t>
       </w:r>
     </w:p>
     <w:p>
@@ -40703,7 +40703,7 @@
           <w:sz w:val="22"/>
           <w:szCs w:val="22"/>
         </w:rPr>
-        <w:t xml:space="preserve">Zoom with kids: cameras on, on-screen names written in 한글 from class 2 onward, chat for emojis only, soft music while they draw. Rehearse the final show from class 7 with a visual script (drawings instead of text), invite the families a week ahead, and confirm the October 12 date (a public holiday in Chile) from class 1 onward.</w:t>
+        <w:t xml:space="preserve">Zoom with kids: cameras on, on-screen names written in 한글 from class 2 onward, chat for emojis only, soft music while they draw. Rehearse the final show from class 7 with a visual script (drawings instead of text), invite the families a week ahead, and remind families from class 1 onward that the course starts Monday October 19 (October 12 is a public holiday in Chile) and ends Monday December 7.</w:t>
       </w:r>
     </w:p>
     <w:p>
@@ -40888,7 +40888,7 @@
           <w:sz w:val="22"/>
           <w:szCs w:val="22"/>
         </w:rPr>
-        <w:t xml:space="preserve">Send the end-of-course report (attendance, grades, level recommendation per student) before November 30.</w:t>
+        <w:t xml:space="preserve">Send the end-of-course report (attendance, grades, level recommendation per student) before December 7.</w:t>
       </w:r>
     </w:p>
     <w:p>

--- a/Programa_Completo_Octubre_2026/Programa_Completo_Octubre_2026_EN.docx
+++ b/Programa_Completo_Octubre_2026/Programa_Completo_Octubre_2026_EN.docx
@@ -488,7 +488,7 @@
           <w:sz w:val="22"/>
           <w:szCs w:val="22"/>
         </w:rPr>
-        <w:t xml:space="preserve">KOR 050 · Korean for Kids (8–12) · Play and learn</w:t>
+        <w:t xml:space="preserve">KOR 050 · Korean for Kids (8–15) · Play and learn</w:t>
       </w:r>
     </w:p>
     <w:p>
@@ -2430,7 +2430,7 @@
                 <w:sz w:val="18"/>
                 <w:szCs w:val="18"/>
               </w:rPr>
-              <w:t xml:space="preserve">Korean for Kids (8–12) · Play and learn</w:t>
+              <w:t xml:space="preserve">Korean for Kids (8–15) · Play and learn</w:t>
             </w:r>
           </w:p>
         </w:tc>
@@ -2456,7 +2456,7 @@
                 <w:sz w:val="18"/>
                 <w:szCs w:val="18"/>
               </w:rPr>
-              <w:t xml:space="preserve">8–12</w:t>
+              <w:t xml:space="preserve">8–15</w:t>
             </w:r>
           </w:p>
         </w:tc>
@@ -2482,7 +2482,7 @@
                 <w:sz w:val="18"/>
                 <w:szCs w:val="18"/>
               </w:rPr>
-              <w:t xml:space="preserve">None — ages 8 to 12</w:t>
+              <w:t xml:space="preserve">None — ages 8 to 15</w:t>
             </w:r>
           </w:p>
         </w:tc>
@@ -2591,7 +2591,7 @@
           <w:sz w:val="20"/>
           <w:szCs w:val="20"/>
         </w:rPr>
-        <w:t xml:space="preserve">Korean for Kids is its own track (ages 8–12), separate from the adult ladder; afterwards the child continues in Korean for Kids 2 (January 2027) or, if 12+ and moving fast, in Basic 1.</w:t>
+        <w:t xml:space="preserve">Korean for Kids is its own track (ages 8–15), separate from the adult ladder; afterwards the child continues in Korean for Kids 2 (January 2027) or, if 13+ and moving fast, in Basic 1.</w:t>
       </w:r>
     </w:p>
     <w:p>
@@ -7744,7 +7744,7 @@
           <w:sz w:val="22"/>
           <w:szCs w:val="22"/>
         </w:rPr>
-        <w:t xml:space="preserve">Korean for Kids (8–12) is the better fit: the same initial content, with games and a pace for their age. From age 13, Basic 1.</w:t>
+        <w:t xml:space="preserve">Korean for Kids (8–15) is the better fit: the same initial content, with games and a pace for their age. From age 13, Basic 1.</w:t>
       </w:r>
     </w:p>
     <w:p>
@@ -7989,7 +7989,7 @@
                 <w:sz w:val="20"/>
                 <w:szCs w:val="20"/>
               </w:rPr>
-              <w:t xml:space="preserve">www.academiaseul.com · enrollment at /nivel-1 · Hangul Reader at /lector-hangul</w:t>
+              <w:t xml:space="preserve">www.academiaseul.com · enrollment at /nivel-1 · Hangul Reader at /lector-coreano</w:t>
             </w:r>
           </w:p>
         </w:tc>
@@ -8452,7 +8452,7 @@
                 <w:sz w:val="20"/>
                 <w:szCs w:val="20"/>
               </w:rPr>
-              <w:t xml:space="preserve">None: the course starts from absolute zero, with no need to read Hangul or know a single word. You'll need a stable Zoom connection with camera and microphone, a notebook and pencil to trace the alphabet by hand, and to open the Hangul Reader (academiaseul.com/lector-hangul, free and no account needed) on your phone or computer before class 1.</w:t>
+              <w:t xml:space="preserve">None: the course starts from absolute zero, with no need to read Hangul or know a single word. You'll need a stable Zoom connection with camera and microphone, a notebook and pencil to trace the alphabet by hand, and to open the Hangul Reader (academiaseul.com/lector-coreano, free and no account needed) on your phone or computer before class 1.</w:t>
             </w:r>
           </w:p>
         </w:tc>
@@ -14272,7 +14272,7 @@
           <w:sz w:val="22"/>
           <w:szCs w:val="22"/>
         </w:rPr>
-        <w:t xml:space="preserve">Hangul Reader (academiaseul.com/lector-hangul): free app with native audio; tabs Alphabet, Learn, Practice (Vowels, Consonants, Aspirated and tense, Syllables, Batchim, Words, Numbers, Pictograms, Time Trial, in Reading, Listening and Reverse modes) and Progress</w:t>
+        <w:t xml:space="preserve">Hangul Reader (academiaseul.com/lector-coreano): free app with native audio; tabs Alphabet, Learn, Practice (Vowels, Consonants, Aspirated and tense, Syllables, Batchim, Words, Numbers, Pictograms, Time Trial, in Reading, Listening and Reverse modes) and Progress</w:t>
       </w:r>
     </w:p>
     <w:p>
@@ -20895,7 +20895,7 @@
           <w:sz w:val="22"/>
           <w:szCs w:val="22"/>
         </w:rPr>
-        <w:t xml:space="preserve">Hangul Reader (academiaseul.com/lector-hangul, free, with native audio): Practice → Syllables, Batchim, Numbers, Words and Time Trial as short weekly homework, with stars in the Progress tab</w:t>
+        <w:t xml:space="preserve">Hangul Reader (academiaseul.com/lector-coreano, free, with native audio): Practice → Syllables, Batchim, Numbers, Words and Time Trial as short weekly homework, with stars in the Progress tab</w:t>
       </w:r>
     </w:p>
     <w:p>
@@ -34391,7 +34391,7 @@
           <w:sz w:val="30"/>
           <w:szCs w:val="30"/>
         </w:rPr>
-        <w:t xml:space="preserve">KOR 050 · Korean for Kids (8–12) · Play and learn</w:t>
+        <w:t xml:space="preserve">KOR 050 · Korean for Kids (8–15) · Play and learn</w:t>
       </w:r>
     </w:p>
     <w:p>
@@ -34405,7 +34405,7 @@
           <w:sz w:val="22"/>
           <w:szCs w:val="22"/>
         </w:rPr>
-        <w:t xml:space="preserve">Korean from scratch for kids ages 8 to 12, with games, songs and drawings. In 8 live 60-minute Zoom classes with two native teachers, they learn to read 한글 (the Korean alphabet), introduce themselves with their name and age, count from 1 to 10, and name animals, family members and Korean foods. The activity changes every 8–10 minutes to keep their attention, and every week the family receives a note with what to review in the Hangul Reader. Closing: a mini-show in Korean for the families and a certificate.</w:t>
+        <w:t xml:space="preserve">Korean from scratch for kids ages 8 to 15, with games, songs and drawings. In 8 live 60-minute Zoom classes with two native teachers, they learn to read 한글 (the Korean alphabet), introduce themselves with their name and age, count from 1 to 10, and name animals, family members and Korean foods. The activity changes every 8–10 minutes to keep their attention, and every week the family receives a note with what to review in the Hangul Reader. Closing: a mini-show in Korean for the families and a certificate.</w:t>
       </w:r>
     </w:p>
     <w:p>
@@ -34556,7 +34556,7 @@
                 <w:sz w:val="20"/>
                 <w:szCs w:val="20"/>
               </w:rPr>
-              <w:t xml:space="preserve">Kids aged 8 to 12</w:t>
+              <w:t xml:space="preserve">Kids aged 8 to 15</w:t>
             </w:r>
           </w:p>
         </w:tc>
@@ -34736,7 +34736,7 @@
                 <w:sz w:val="20"/>
                 <w:szCs w:val="20"/>
               </w:rPr>
-              <w:t xml:space="preserve">None: we start from absolute zero. Practical requirements: be between 8 and 12 years old, a computer or tablet with camera and microphone, a quiet spot during class, paper and colored pencils on hand, and a responsible adult who manages the family's WhatsApp (sending homework, receiving the weekly note and giving permission for the final show).</w:t>
+              <w:t xml:space="preserve">None: we start from absolute zero. Practical requirements: be between 8 and 15 years old, a computer or tablet with camera and microphone, a quiet spot during class, paper and colored pencils on hand, and a responsible adult who manages the family's WhatsApp (sending homework, receiving the weekly note and giving permission for the final show).</w:t>
             </w:r>
           </w:p>
         </w:tc>
@@ -34950,7 +34950,7 @@
           <w:sz w:val="22"/>
           <w:szCs w:val="22"/>
         </w:rPr>
-        <w:t xml:space="preserve">Boys and girls ages 8 to 12, Spanish speakers, with no prior knowledge of Korean (or just a few loose words from K-pop and dramas). Curious, eager to play, sing and draw, and with an adult at home who can support the 20 minutes of homework and receive the weekly note via WhatsApp. Ideal if K-dramas or K-pop are part of life at home and the child wants to "understand what they're saying."</w:t>
+        <w:t xml:space="preserve">Boys and girls ages 8 to 15, Spanish speakers, with no prior knowledge of Korean (or just a few loose words from K-pop and dramas). Curious, eager to play, sing and draw, and with an adult at home who can support the 20 minutes of homework and receive the weekly note via WhatsApp. Ideal if K-dramas or K-pop are part of life at home and the child wants to "understand what they're saying."</w:t>
       </w:r>
     </w:p>
     <w:p>
@@ -40400,7 +40400,7 @@
           <w:sz w:val="22"/>
           <w:szCs w:val="22"/>
         </w:rPr>
-        <w:t xml:space="preserve">Hangul Reader (academiaseul.com/lector-hangul), free and with native audio: Alphabet, Learn, Practice (Vowels, Consonants, Syllables, Batchim, Words, Numbers, Pictograms, ⚡ Time Trial) and Progress tabs.</w:t>
+        <w:t xml:space="preserve">Hangul Reader (academiaseul.com/lector-coreano), free and with native audio: Alphabet, Learn, Practice (Vowels, Consonants, Syllables, Batchim, Words, Numbers, Pictograms, ⚡ Time Trial) and Progress tabs.</w:t>
       </w:r>
     </w:p>
     <w:p>
@@ -44907,7 +44907,7 @@
                 <w:sz w:val="19"/>
                 <w:szCs w:val="19"/>
               </w:rPr>
-              <w:t xml:space="preserve">8–12</w:t>
+              <w:t xml:space="preserve">8–15</w:t>
             </w:r>
           </w:p>
         </w:tc>

--- a/Programa_Completo_Octubre_2026/Programa_Completo_Octubre_2026_EN.docx
+++ b/Programa_Completo_Octubre_2026/Programa_Completo_Octubre_2026_EN.docx
@@ -219,7 +219,7 @@
           <w:sz w:val="17"/>
           <w:szCs w:val="17"/>
         </w:rPr>
-        <w:t xml:space="preserve">Version 1.0 · September 17, 2026 · Single source of course, schedule and teacher data: academiaseul.com/programa. This document is updated every cohort.</w:t>
+        <w:t xml:space="preserve">Version 1.1 · updated September 29, 2026 · Single source of course, schedule and teacher data: academiaseul.com/programa. This document is updated every cohort.</w:t>
       </w:r>
     </w:p>
     <w:p>
@@ -7506,7 +7506,7 @@
                 <w:sz w:val="20"/>
                 <w:szCs w:val="20"/>
               </w:rPr>
-              <w:t xml:space="preserve">Seat confirmed upon payment. Second installment at the start of week 5. Details and refund policy at academiaseul.com/terminos.</w:t>
+              <w:t xml:space="preserve">Price: US$150 for the full course · or 2 payments of US$75 (same price for every course). Seat confirmed upon payment. Second installment at the start of week 5. Details and refund policy at academiaseul.com/terminos.</w:t>
             </w:r>
           </w:p>
         </w:tc>
@@ -8056,12 +8056,8 @@
       </w:tr>
     </w:tbl>
     <w:p>
-      <w:r>
-        <w:br w:type="page"/>
-      </w:r>
-    </w:p>
-    <w:p>
-      <w:pPr>
+      <w:pPr>
+        <w:pageBreakBefore/>
         <w:spacing w:after="200"/>
       </w:pPr>
       <w:r>
@@ -14631,13 +14627,9 @@
       </w:r>
     </w:p>
     <w:p>
-      <w:r>
-        <w:br w:type="page"/>
-      </w:r>
-    </w:p>
-    <w:p>
       <w:pPr>
         <w:keepNext/>
+        <w:pageBreakBefore/>
         <w:pBdr>
           <w:bottom w:val="single" w:color="CCCCCC" w:sz="6" w:space="4"/>
         </w:pBdr>
@@ -20947,7 +20939,7 @@
           <w:sz w:val="22"/>
           <w:szCs w:val="22"/>
         </w:rPr>
-        <w:t xml:space="preserve">Course the course WhatsApp group group for audio homework, mini-diary and questions between classes</w:t>
+        <w:t xml:space="preserve">Course WhatsApp group for audio homework, mini-diary and questions between classes</w:t>
       </w:r>
     </w:p>
     <w:p>
@@ -21202,13 +21194,9 @@
       </w:r>
     </w:p>
     <w:p>
-      <w:r>
-        <w:br w:type="page"/>
-      </w:r>
-    </w:p>
-    <w:p>
       <w:pPr>
         <w:keepNext/>
+        <w:pageBreakBefore/>
         <w:pBdr>
           <w:bottom w:val="single" w:color="CCCCCC" w:sz="6" w:space="4"/>
         </w:pBdr>
@@ -26958,7 +26946,7 @@
           <w:sz w:val="20"/>
           <w:szCs w:val="20"/>
         </w:rPr>
-        <w:t xml:space="preserve">Before class: record the 2-minute monologue on the module you draw in the lottery on Sunday the 22nd (no reading; cue card with keywords only) and prepare both possible role plays</w:t>
+        <w:t xml:space="preserve">Before class: record the 2-minute monologue on the module you draw in the lottery on Sunday, November 29 (no reading; cue card with keywords only) and prepare both possible role plays</w:t>
       </w:r>
     </w:p>
     <w:p>
@@ -27570,7 +27558,7 @@
           <w:sz w:val="22"/>
           <w:szCs w:val="22"/>
         </w:rPr>
-        <w:t xml:space="preserve">the course WhatsApp group group to submit audios, receive corrections and share discoveries between classes</w:t>
+        <w:t xml:space="preserve">The course WhatsApp group to submit audios, receive corrections and share discoveries between classes</w:t>
       </w:r>
     </w:p>
     <w:p>
@@ -27799,13 +27787,9 @@
       </w:r>
     </w:p>
     <w:p>
-      <w:r>
-        <w:br w:type="page"/>
-      </w:r>
-    </w:p>
-    <w:p>
       <w:pPr>
         <w:keepNext/>
+        <w:pageBreakBefore/>
         <w:pBdr>
           <w:bottom w:val="single" w:color="CCCCCC" w:sz="6" w:space="4"/>
         </w:pBdr>
@@ -34115,7 +34099,7 @@
           <w:sz w:val="22"/>
           <w:szCs w:val="22"/>
         </w:rPr>
-        <w:t xml:space="preserve">Course the course WhatsApp group group: homework submission, shared expression bank and questions between classes; recording of each class available 24 hours later</w:t>
+        <w:t xml:space="preserve">Course WhatsApp group: homework submission, shared expression bank and questions between classes; recording of each class available 24 hours later</w:t>
       </w:r>
     </w:p>
     <w:p>
@@ -34370,13 +34354,9 @@
       </w:r>
     </w:p>
     <w:p>
-      <w:r>
-        <w:br w:type="page"/>
-      </w:r>
-    </w:p>
-    <w:p>
       <w:pPr>
         <w:keepNext/>
+        <w:pageBreakBefore/>
         <w:pBdr>
           <w:bottom w:val="single" w:color="CCCCCC" w:sz="6" w:space="4"/>
         </w:pBdr>
@@ -36517,7 +36497,7 @@
                 <w:sz w:val="19"/>
                 <w:szCs w:val="19"/>
               </w:rPr>
-              <w:t xml:space="preserve">Count from 1 to 10 with native Korean numbers, ask 몇 살이에요? and say their own age: 저는 열 살이에요 (열한 / 열두 살 for the older kids).</w:t>
+              <w:t xml:space="preserve">Count from 1 to 10 with native Korean numbers, ask 몇 살이에요? and say their own age: 저는 열 살이에요 (열한 to 열다섯 살 for the older kids).</w:t>
             </w:r>
           </w:p>
         </w:tc>
@@ -38870,7 +38850,7 @@
           <w:sz w:val="20"/>
           <w:szCs w:val="20"/>
         </w:rPr>
-        <w:t xml:space="preserve">Count from 1 to 10 with native Korean numbers, ask 몇 살이에요? and say their own age: 저는 열 살이에요 (열한 / 열두 살 for the older kids).</w:t>
+        <w:t xml:space="preserve">Count from 1 to 10 with native Korean numbers, ask 몇 살이에요? and say their own age: 저는 열 살이에요 (열한 to 열다섯 살 for the older kids).</w:t>
       </w:r>
     </w:p>
     <w:p>
@@ -38939,7 +38919,7 @@
           <w:sz w:val="20"/>
           <w:szCs w:val="20"/>
         </w:rPr>
-        <w:t xml:space="preserve">___ 살이에요 (I am ___ years old) with the short forms 한, 두, 세, 네 before 살; 11- and 12-year-olds say 열한 살, 열두 살</w:t>
+        <w:t xml:space="preserve">___ 살이에요 (I am ___ years old) with the short forms 한, 두, 세, 네 before 살; 11- to 15-year-olds say 열한, 열두, 열세, 열네, 열다섯 살</w:t>
       </w:r>
     </w:p>
     <w:p>
@@ -40707,12 +40687,8 @@
       </w:r>
     </w:p>
     <w:p>
-      <w:r>
-        <w:br w:type="page"/>
-      </w:r>
-    </w:p>
-    <w:p>
-      <w:pPr>
+      <w:pPr>
+        <w:pageBreakBefore/>
         <w:spacing w:after="200"/>
       </w:pPr>
       <w:r>
@@ -43481,7 +43457,7 @@
                 <w:sz w:val="20"/>
                 <w:szCs w:val="20"/>
               </w:rPr>
-              <w:t xml:space="preserve">Classes take place unless announced 48 h ahead. Monday October 12 affects Kids: confirm with families in week 1.</w:t>
+              <w:t xml:space="preserve">Classes take place unless announced 48 h ahead. Because Monday October 12 is a public holiday, Kids starts on Monday October 19: remind families in the welcome message.</w:t>
             </w:r>
           </w:p>
         </w:tc>
@@ -43672,13 +43648,9 @@
       </w:r>
     </w:p>
     <w:p>
-      <w:r>
-        <w:br w:type="page"/>
-      </w:r>
-    </w:p>
-    <w:p>
       <w:pPr>
         <w:keepNext/>
+        <w:pageBreakBefore/>
         <w:pBdr>
           <w:bottom w:val="single" w:color="CCCCCC" w:sz="6" w:space="4"/>
         </w:pBdr>

--- a/Programa_Completo_Octubre_2026/Programa_Completo_Octubre_2026_EN.docx
+++ b/Programa_Completo_Octubre_2026/Programa_Completo_Octubre_2026_EN.docx
@@ -12,7 +12,7 @@
           <wp:inline distT="0" distB="0" distL="0" distR="0">
             <wp:extent cx="2209800" cy="762000"/>
             <wp:effectExtent t="0" r="0" b="0" l="0"/>
-            <wp:docPr id="1" name="" descr="" title=""/>
+            <wp:docPr id="3" name="" descr="" title=""/>
             <wp:cNvGraphicFramePr>
               <a:graphicFrameLocks xmlns:a="http://schemas.openxmlformats.org/drawingml/2006/main" noChangeAspect="1"/>
             </wp:cNvGraphicFramePr>
@@ -126,7 +126,7 @@
           <w:sz w:val="23"/>
           <w:szCs w:val="23"/>
         </w:rPr>
-        <w:t xml:space="preserve">Week of October 12 → week of November 30, 2026</w:t>
+        <w:t xml:space="preserve">Week of October 19 → week of December 7, 2026</w:t>
       </w:r>
     </w:p>
     <w:p>
@@ -154,7 +154,7 @@
           <wp:inline distT="0" distB="0" distL="0" distR="0">
             <wp:extent cx="857250" cy="828675"/>
             <wp:effectExtent t="0" r="0" b="0" l="0"/>
-            <wp:docPr id="1" name="" descr="" title=""/>
+            <wp:docPr id="4" name="" descr="" title=""/>
             <wp:cNvGraphicFramePr>
               <a:graphicFrameLocks xmlns:a="http://schemas.openxmlformats.org/drawingml/2006/main" noChangeAspect="1"/>
             </wp:cNvGraphicFramePr>
@@ -219,7 +219,7 @@
           <w:sz w:val="17"/>
           <w:szCs w:val="17"/>
         </w:rPr>
-        <w:t xml:space="preserve">Version 1.1 · updated September 29, 2026 · Single source of course, schedule and teacher data: academiaseul.com/programa. This document is updated every cohort.</w:t>
+        <w:t xml:space="preserve">Version 1.2 · updated October 16, 2026 (calendar moved one week) · Single source of course, schedule and teacher data: academiaseul.com/programa. This document is updated every cohort.</w:t>
       </w:r>
     </w:p>
     <w:p>
@@ -2953,7 +2953,7 @@
                 <w:sz w:val="18"/>
                 <w:szCs w:val="18"/>
               </w:rPr>
-              <w:t xml:space="preserve">Oct 12 – Oct 16</w:t>
+              <w:t xml:space="preserve">Oct 19 – Oct 23</w:t>
             </w:r>
           </w:p>
         </w:tc>
@@ -2979,7 +2979,7 @@
                 <w:sz w:val="18"/>
                 <w:szCs w:val="18"/>
               </w:rPr>
-              <w:t xml:space="preserve">Mon Oct 19 *</w:t>
+              <w:t xml:space="preserve">Mon Oct 19</w:t>
             </w:r>
           </w:p>
         </w:tc>
@@ -3005,7 +3005,7 @@
                 <w:sz w:val="18"/>
                 <w:szCs w:val="18"/>
               </w:rPr>
-              <w:t xml:space="preserve">Tue Oct 13</w:t>
+              <w:t xml:space="preserve">Tue Oct 20</w:t>
             </w:r>
           </w:p>
         </w:tc>
@@ -3031,7 +3031,7 @@
                 <w:sz w:val="18"/>
                 <w:szCs w:val="18"/>
               </w:rPr>
-              <w:t xml:space="preserve">Tue Oct 13</w:t>
+              <w:t xml:space="preserve">Tue Oct 20</w:t>
             </w:r>
           </w:p>
         </w:tc>
@@ -3057,7 +3057,7 @@
                 <w:sz w:val="18"/>
                 <w:szCs w:val="18"/>
               </w:rPr>
-              <w:t xml:space="preserve">Wed Oct 14</w:t>
+              <w:t xml:space="preserve">Wed Oct 21</w:t>
             </w:r>
           </w:p>
         </w:tc>
@@ -3083,7 +3083,7 @@
                 <w:sz w:val="18"/>
                 <w:szCs w:val="18"/>
               </w:rPr>
-              <w:t xml:space="preserve">Thu Oct 15</w:t>
+              <w:t xml:space="preserve">Thu Oct 22</w:t>
             </w:r>
           </w:p>
         </w:tc>
@@ -3109,7 +3109,7 @@
                 <w:sz w:val="18"/>
                 <w:szCs w:val="18"/>
               </w:rPr>
-              <w:t xml:space="preserve">Thu Oct 15</w:t>
+              <w:t xml:space="preserve">Thu Oct 22</w:t>
             </w:r>
           </w:p>
         </w:tc>
@@ -3168,7 +3168,7 @@
                 <w:sz w:val="18"/>
                 <w:szCs w:val="18"/>
               </w:rPr>
-              <w:t xml:space="preserve">Oct 19 – Oct 23</w:t>
+              <w:t xml:space="preserve">Oct 26 – Oct 30</w:t>
             </w:r>
           </w:p>
         </w:tc>
@@ -3222,7 +3222,7 @@
                 <w:sz w:val="18"/>
                 <w:szCs w:val="18"/>
               </w:rPr>
-              <w:t xml:space="preserve">Tue Oct 20</w:t>
+              <w:t xml:space="preserve">Tue Oct 27</w:t>
             </w:r>
           </w:p>
         </w:tc>
@@ -3249,7 +3249,7 @@
                 <w:sz w:val="18"/>
                 <w:szCs w:val="18"/>
               </w:rPr>
-              <w:t xml:space="preserve">Tue Oct 20</w:t>
+              <w:t xml:space="preserve">Tue Oct 27</w:t>
             </w:r>
           </w:p>
         </w:tc>
@@ -3276,7 +3276,7 @@
                 <w:sz w:val="18"/>
                 <w:szCs w:val="18"/>
               </w:rPr>
-              <w:t xml:space="preserve">Wed Oct 21</w:t>
+              <w:t xml:space="preserve">Wed Oct 28</w:t>
             </w:r>
           </w:p>
         </w:tc>
@@ -3303,7 +3303,7 @@
                 <w:sz w:val="18"/>
                 <w:szCs w:val="18"/>
               </w:rPr>
-              <w:t xml:space="preserve">Thu Oct 22</w:t>
+              <w:t xml:space="preserve">Thu Oct 29</w:t>
             </w:r>
           </w:p>
         </w:tc>
@@ -3330,7 +3330,7 @@
                 <w:sz w:val="18"/>
                 <w:szCs w:val="18"/>
               </w:rPr>
-              <w:t xml:space="preserve">Thu Oct 22</w:t>
+              <w:t xml:space="preserve">Thu Oct 29</w:t>
             </w:r>
           </w:p>
         </w:tc>
@@ -3387,7 +3387,7 @@
                 <w:sz w:val="18"/>
                 <w:szCs w:val="18"/>
               </w:rPr>
-              <w:t xml:space="preserve">Oct 26 – Oct 30</w:t>
+              <w:t xml:space="preserve">Nov 2 – Nov 6</w:t>
             </w:r>
           </w:p>
         </w:tc>
@@ -3439,7 +3439,7 @@
                 <w:sz w:val="18"/>
                 <w:szCs w:val="18"/>
               </w:rPr>
-              <w:t xml:space="preserve">Tue Oct 27</w:t>
+              <w:t xml:space="preserve">Tue Nov 3</w:t>
             </w:r>
           </w:p>
         </w:tc>
@@ -3465,7 +3465,7 @@
                 <w:sz w:val="18"/>
                 <w:szCs w:val="18"/>
               </w:rPr>
-              <w:t xml:space="preserve">Tue Oct 27</w:t>
+              <w:t xml:space="preserve">Tue Nov 3</w:t>
             </w:r>
           </w:p>
         </w:tc>
@@ -3491,7 +3491,7 @@
                 <w:sz w:val="18"/>
                 <w:szCs w:val="18"/>
               </w:rPr>
-              <w:t xml:space="preserve">Wed Oct 28</w:t>
+              <w:t xml:space="preserve">Wed Nov 4</w:t>
             </w:r>
           </w:p>
         </w:tc>
@@ -3517,7 +3517,7 @@
                 <w:sz w:val="18"/>
                 <w:szCs w:val="18"/>
               </w:rPr>
-              <w:t xml:space="preserve">Thu Oct 29</w:t>
+              <w:t xml:space="preserve">Thu Nov 5</w:t>
             </w:r>
           </w:p>
         </w:tc>
@@ -3543,7 +3543,7 @@
                 <w:sz w:val="18"/>
                 <w:szCs w:val="18"/>
               </w:rPr>
-              <w:t xml:space="preserve">Thu Oct 29</w:t>
+              <w:t xml:space="preserve">Thu Nov 5</w:t>
             </w:r>
           </w:p>
         </w:tc>
@@ -3602,7 +3602,7 @@
                 <w:sz w:val="18"/>
                 <w:szCs w:val="18"/>
               </w:rPr>
-              <w:t xml:space="preserve">Nov 2 – Nov 6</w:t>
+              <w:t xml:space="preserve">Nov 9 – Nov 13</w:t>
             </w:r>
           </w:p>
         </w:tc>
@@ -3656,7 +3656,7 @@
                 <w:sz w:val="18"/>
                 <w:szCs w:val="18"/>
               </w:rPr>
-              <w:t xml:space="preserve">Tue Nov 3</w:t>
+              <w:t xml:space="preserve">Tue Nov 10</w:t>
             </w:r>
           </w:p>
         </w:tc>
@@ -3683,7 +3683,7 @@
                 <w:sz w:val="18"/>
                 <w:szCs w:val="18"/>
               </w:rPr>
-              <w:t xml:space="preserve">Tue Nov 3</w:t>
+              <w:t xml:space="preserve">Tue Nov 10</w:t>
             </w:r>
           </w:p>
         </w:tc>
@@ -3710,7 +3710,7 @@
                 <w:sz w:val="18"/>
                 <w:szCs w:val="18"/>
               </w:rPr>
-              <w:t xml:space="preserve">Wed Nov 4</w:t>
+              <w:t xml:space="preserve">Wed Nov 11</w:t>
             </w:r>
           </w:p>
         </w:tc>
@@ -3737,7 +3737,7 @@
                 <w:sz w:val="18"/>
                 <w:szCs w:val="18"/>
               </w:rPr>
-              <w:t xml:space="preserve">Thu Nov 5</w:t>
+              <w:t xml:space="preserve">Thu Nov 12</w:t>
             </w:r>
           </w:p>
         </w:tc>
@@ -3764,7 +3764,7 @@
                 <w:sz w:val="18"/>
                 <w:szCs w:val="18"/>
               </w:rPr>
-              <w:t xml:space="preserve">Thu Nov 5</w:t>
+              <w:t xml:space="preserve">Thu Nov 12</w:t>
             </w:r>
           </w:p>
         </w:tc>
@@ -3821,7 +3821,7 @@
                 <w:sz w:val="18"/>
                 <w:szCs w:val="18"/>
               </w:rPr>
-              <w:t xml:space="preserve">Nov 9 – Nov 13</w:t>
+              <w:t xml:space="preserve">Nov 16 – Nov 20</w:t>
             </w:r>
           </w:p>
         </w:tc>
@@ -3873,7 +3873,7 @@
                 <w:sz w:val="18"/>
                 <w:szCs w:val="18"/>
               </w:rPr>
-              <w:t xml:space="preserve">Tue Nov 10</w:t>
+              <w:t xml:space="preserve">Tue Nov 17</w:t>
             </w:r>
           </w:p>
         </w:tc>
@@ -3899,7 +3899,7 @@
                 <w:sz w:val="18"/>
                 <w:szCs w:val="18"/>
               </w:rPr>
-              <w:t xml:space="preserve">Tue Nov 10</w:t>
+              <w:t xml:space="preserve">Tue Nov 17</w:t>
             </w:r>
           </w:p>
         </w:tc>
@@ -3925,7 +3925,7 @@
                 <w:sz w:val="18"/>
                 <w:szCs w:val="18"/>
               </w:rPr>
-              <w:t xml:space="preserve">Wed Nov 11</w:t>
+              <w:t xml:space="preserve">Wed Nov 18</w:t>
             </w:r>
           </w:p>
         </w:tc>
@@ -3951,7 +3951,7 @@
                 <w:sz w:val="18"/>
                 <w:szCs w:val="18"/>
               </w:rPr>
-              <w:t xml:space="preserve">Thu Nov 12</w:t>
+              <w:t xml:space="preserve">Thu Nov 19</w:t>
             </w:r>
           </w:p>
         </w:tc>
@@ -3977,7 +3977,7 @@
                 <w:sz w:val="18"/>
                 <w:szCs w:val="18"/>
               </w:rPr>
-              <w:t xml:space="preserve">Thu Nov 12</w:t>
+              <w:t xml:space="preserve">Thu Nov 19</w:t>
             </w:r>
           </w:p>
         </w:tc>
@@ -4036,7 +4036,7 @@
                 <w:sz w:val="18"/>
                 <w:szCs w:val="18"/>
               </w:rPr>
-              <w:t xml:space="preserve">Nov 16 – Nov 20</w:t>
+              <w:t xml:space="preserve">Nov 23 – Nov 27</w:t>
             </w:r>
           </w:p>
         </w:tc>
@@ -4090,7 +4090,7 @@
                 <w:sz w:val="18"/>
                 <w:szCs w:val="18"/>
               </w:rPr>
-              <w:t xml:space="preserve">Tue Nov 17</w:t>
+              <w:t xml:space="preserve">Tue Nov 24</w:t>
             </w:r>
           </w:p>
         </w:tc>
@@ -4117,7 +4117,7 @@
                 <w:sz w:val="18"/>
                 <w:szCs w:val="18"/>
               </w:rPr>
-              <w:t xml:space="preserve">Tue Nov 17</w:t>
+              <w:t xml:space="preserve">Tue Nov 24</w:t>
             </w:r>
           </w:p>
         </w:tc>
@@ -4144,7 +4144,7 @@
                 <w:sz w:val="18"/>
                 <w:szCs w:val="18"/>
               </w:rPr>
-              <w:t xml:space="preserve">Wed Nov 18</w:t>
+              <w:t xml:space="preserve">Wed Nov 25</w:t>
             </w:r>
           </w:p>
         </w:tc>
@@ -4171,7 +4171,7 @@
                 <w:sz w:val="18"/>
                 <w:szCs w:val="18"/>
               </w:rPr>
-              <w:t xml:space="preserve">Thu Nov 19</w:t>
+              <w:t xml:space="preserve">Thu Nov 26</w:t>
             </w:r>
           </w:p>
         </w:tc>
@@ -4198,7 +4198,7 @@
                 <w:sz w:val="18"/>
                 <w:szCs w:val="18"/>
               </w:rPr>
-              <w:t xml:space="preserve">Thu Nov 19</w:t>
+              <w:t xml:space="preserve">Thu Nov 26</w:t>
             </w:r>
           </w:p>
         </w:tc>
@@ -4255,7 +4255,7 @@
                 <w:sz w:val="18"/>
                 <w:szCs w:val="18"/>
               </w:rPr>
-              <w:t xml:space="preserve">Nov 23 – Nov 27</w:t>
+              <w:t xml:space="preserve">Nov 30 – Dec 4</w:t>
             </w:r>
           </w:p>
         </w:tc>
@@ -4307,7 +4307,7 @@
                 <w:sz w:val="18"/>
                 <w:szCs w:val="18"/>
               </w:rPr>
-              <w:t xml:space="preserve">Tue Nov 24</w:t>
+              <w:t xml:space="preserve">Tue Dec 1</w:t>
             </w:r>
           </w:p>
         </w:tc>
@@ -4333,7 +4333,7 @@
                 <w:sz w:val="18"/>
                 <w:szCs w:val="18"/>
               </w:rPr>
-              <w:t xml:space="preserve">Tue Nov 24</w:t>
+              <w:t xml:space="preserve">Tue Dec 1</w:t>
             </w:r>
           </w:p>
         </w:tc>
@@ -4359,7 +4359,7 @@
                 <w:sz w:val="18"/>
                 <w:szCs w:val="18"/>
               </w:rPr>
-              <w:t xml:space="preserve">Wed Nov 25</w:t>
+              <w:t xml:space="preserve">Wed Dec 2</w:t>
             </w:r>
           </w:p>
         </w:tc>
@@ -4385,7 +4385,7 @@
                 <w:sz w:val="18"/>
                 <w:szCs w:val="18"/>
               </w:rPr>
-              <w:t xml:space="preserve">Thu Nov 26</w:t>
+              <w:t xml:space="preserve">Thu Dec 3</w:t>
             </w:r>
           </w:p>
         </w:tc>
@@ -4411,7 +4411,7 @@
                 <w:sz w:val="18"/>
                 <w:szCs w:val="18"/>
               </w:rPr>
-              <w:t xml:space="preserve">Thu Nov 26</w:t>
+              <w:t xml:space="preserve">Thu Dec 3</w:t>
             </w:r>
           </w:p>
         </w:tc>
@@ -4470,7 +4470,7 @@
                 <w:sz w:val="18"/>
                 <w:szCs w:val="18"/>
               </w:rPr>
-              <w:t xml:space="preserve">Nov 30 – Dec 4</w:t>
+              <w:t xml:space="preserve">Dec 7 – Dec 11</w:t>
             </w:r>
           </w:p>
         </w:tc>
@@ -4524,7 +4524,7 @@
                 <w:sz w:val="18"/>
                 <w:szCs w:val="18"/>
               </w:rPr>
-              <w:t xml:space="preserve">Tue Dec 1</w:t>
+              <w:t xml:space="preserve">Tue Dec 8 [TBC]</w:t>
             </w:r>
           </w:p>
         </w:tc>
@@ -4551,7 +4551,7 @@
                 <w:sz w:val="18"/>
                 <w:szCs w:val="18"/>
               </w:rPr>
-              <w:t xml:space="preserve">Tue Dec 1</w:t>
+              <w:t xml:space="preserve">Tue Dec 8 [TBC]</w:t>
             </w:r>
           </w:p>
         </w:tc>
@@ -4578,7 +4578,7 @@
                 <w:sz w:val="18"/>
                 <w:szCs w:val="18"/>
               </w:rPr>
-              <w:t xml:space="preserve">Wed Dec 2</w:t>
+              <w:t xml:space="preserve">Wed Dec 9</w:t>
             </w:r>
           </w:p>
         </w:tc>
@@ -4605,7 +4605,7 @@
                 <w:sz w:val="18"/>
                 <w:szCs w:val="18"/>
               </w:rPr>
-              <w:t xml:space="preserve">Thu Dec 3</w:t>
+              <w:t xml:space="preserve">Thu Dec 10</w:t>
             </w:r>
           </w:p>
         </w:tc>
@@ -4632,7 +4632,7 @@
                 <w:sz w:val="18"/>
                 <w:szCs w:val="18"/>
               </w:rPr>
-              <w:t xml:space="preserve">Thu Dec 3</w:t>
+              <w:t xml:space="preserve">Thu Dec 10</w:t>
             </w:r>
           </w:p>
         </w:tc>
@@ -4663,7 +4663,7 @@
           <w:sz w:val="19"/>
           <w:szCs w:val="19"/>
         </w:rPr>
-        <w:t xml:space="preserve">* Public holidays in Chile during the course: Monday October 12 (Encuentro de Dos Mundos), Saturday October 31 and Sunday November 1. Because October 12 is a public holiday, Korean for Kids starts Monday, October 19 and ends Monday, December 7 (its 8 weeks run one week behind the other courses). All other online classes take place on holidays unless the teacher announces otherwise 48 hours in advance; in that case a make-up session or recording is offered.</w:t>
+        <w:t xml:space="preserve">Public holidays in Chile during the course: Saturday October 31 and Sunday November 1 (no classes fall on them) and Tuesday December 8, which is class 8 of Basic 1 (Tuesday section) and of Conversational 1: that date is to be confirmed and will be announced in advance. Online classes take place on holidays unless the teacher announces otherwise 48 hours in advance; in that case a make-up session or recording is offered.</w:t>
       </w:r>
     </w:p>
     <w:p>
@@ -4728,7 +4728,7 @@
                 <w:sz w:val="19"/>
                 <w:szCs w:val="19"/>
               </w:rPr>
-              <w:t xml:space="preserve">Until Sun, October 11</w:t>
+              <w:t xml:space="preserve">Until Sun, October 18</w:t>
             </w:r>
           </w:p>
         </w:tc>
@@ -4788,7 +4788,7 @@
                 <w:sz w:val="19"/>
                 <w:szCs w:val="19"/>
               </w:rPr>
-              <w:t xml:space="preserve">Week 1 · Oct 12–16</w:t>
+              <w:t xml:space="preserve">Week 1 · Oct 19–23</w:t>
             </w:r>
           </w:p>
         </w:tc>
@@ -4814,7 +4814,7 @@
                 <w:sz w:val="20"/>
                 <w:szCs w:val="20"/>
               </w:rPr>
-              <w:t xml:space="preserve">Classes begin. Before class 1 you receive the Zoom link, the materials and access to the course group.</w:t>
+              <w:t xml:space="preserve">Classes begin (every course, Korean for Kids included). Before class 1 you receive the Zoom link, the materials and access to the course group.</w:t>
             </w:r>
           </w:p>
         </w:tc>
@@ -4848,7 +4848,7 @@
                 <w:sz w:val="19"/>
                 <w:szCs w:val="19"/>
               </w:rPr>
-              <w:t xml:space="preserve">Week 4 · Nov 2–6</w:t>
+              <w:t xml:space="preserve">Week 4 · Nov 9–13</w:t>
             </w:r>
           </w:p>
         </w:tc>
@@ -4908,7 +4908,7 @@
                 <w:sz w:val="19"/>
                 <w:szCs w:val="19"/>
               </w:rPr>
-              <w:t xml:space="preserve">Week 8 · Nov 30 – Dec 4</w:t>
+              <w:t xml:space="preserve">Week 8 · Dec 7–11</w:t>
             </w:r>
           </w:p>
         </w:tc>
@@ -4934,7 +4934,7 @@
                 <w:sz w:val="20"/>
                 <w:szCs w:val="20"/>
               </w:rPr>
-              <w:t xml:space="preserve">Final session: exam / presentation + wrap-up (Kids: Monday, December 7).</w:t>
+              <w:t xml:space="preserve">Final session: exam / presentation + wrap-up (Kids: Monday, December 7, with their certificate).</w:t>
             </w:r>
           </w:p>
         </w:tc>
@@ -4968,7 +4968,7 @@
                 <w:sz w:val="19"/>
                 <w:szCs w:val="19"/>
               </w:rPr>
-              <w:t xml:space="preserve">Mon, December 7</w:t>
+              <w:t xml:space="preserve">Mon, December 14</w:t>
             </w:r>
           </w:p>
         </w:tc>
@@ -7001,6 +7001,7 @@
       <w:tr>
         <w:tc>
           <w:tcPr>
+            <w:tcW w:type="dxa" w:w="9360"/>
             <w:shd w:fill="EEF1F6" w:val="clear"/>
             <w:tcMar>
               <w:top w:type="dxa" w:w="70"/>
@@ -8628,7 +8629,7 @@
                 <w:sz w:val="20"/>
                 <w:szCs w:val="20"/>
               </w:rPr>
-              <w:t xml:space="preserve">Tue Oct 13 → Tue Dec 1 · Thu Oct 15 → Thu Dec 3</w:t>
+              <w:t xml:space="preserve">Tue Oct 20 → Tue Dec 8 [TBC] · Thu Oct 22 → Thu Dec 10</w:t>
             </w:r>
           </w:p>
         </w:tc>
@@ -9620,7 +9621,7 @@
                 <w:sz w:val="19"/>
                 <w:szCs w:val="19"/>
               </w:rPr>
-              <w:t xml:space="preserve">Tue Oct 13 / Thu Oct 15</w:t>
+              <w:t xml:space="preserve">Tue Oct 20 / Thu Oct 22</w:t>
             </w:r>
           </w:p>
         </w:tc>
@@ -9731,7 +9732,7 @@
                 <w:sz w:val="19"/>
                 <w:szCs w:val="19"/>
               </w:rPr>
-              <w:t xml:space="preserve">Tue Oct 20 / Thu Oct 22</w:t>
+              <w:t xml:space="preserve">Tue Oct 27 / Thu Oct 29</w:t>
             </w:r>
           </w:p>
         </w:tc>
@@ -9842,7 +9843,7 @@
                 <w:sz w:val="19"/>
                 <w:szCs w:val="19"/>
               </w:rPr>
-              <w:t xml:space="preserve">Tue Oct 27 / Thu Oct 29</w:t>
+              <w:t xml:space="preserve">Tue Nov 3 / Thu Nov 5</w:t>
             </w:r>
           </w:p>
         </w:tc>
@@ -9953,7 +9954,7 @@
                 <w:sz w:val="19"/>
                 <w:szCs w:val="19"/>
               </w:rPr>
-              <w:t xml:space="preserve">Tue Nov 3 / Thu Nov 5</w:t>
+              <w:t xml:space="preserve">Tue Nov 10 / Thu Nov 12</w:t>
             </w:r>
           </w:p>
         </w:tc>
@@ -10064,7 +10065,7 @@
                 <w:sz w:val="19"/>
                 <w:szCs w:val="19"/>
               </w:rPr>
-              <w:t xml:space="preserve">Tue Nov 10 / Thu Nov 12</w:t>
+              <w:t xml:space="preserve">Tue Nov 17 / Thu Nov 19</w:t>
             </w:r>
           </w:p>
         </w:tc>
@@ -10175,7 +10176,7 @@
                 <w:sz w:val="19"/>
                 <w:szCs w:val="19"/>
               </w:rPr>
-              <w:t xml:space="preserve">Tue Nov 17 / Thu Nov 19</w:t>
+              <w:t xml:space="preserve">Tue Nov 24 / Thu Nov 26</w:t>
             </w:r>
           </w:p>
         </w:tc>
@@ -10286,7 +10287,7 @@
                 <w:sz w:val="19"/>
                 <w:szCs w:val="19"/>
               </w:rPr>
-              <w:t xml:space="preserve">Tue Nov 24 / Thu Nov 26</w:t>
+              <w:t xml:space="preserve">Tue Dec 1 / Thu Dec 3</w:t>
             </w:r>
           </w:p>
         </w:tc>
@@ -10397,7 +10398,7 @@
                 <w:sz w:val="19"/>
                 <w:szCs w:val="19"/>
               </w:rPr>
-              <w:t xml:space="preserve">Tue Dec 1 / Thu Dec 3</w:t>
+              <w:t xml:space="preserve">Tue Dec 8 [TBC] / Thu Dec 10</w:t>
             </w:r>
           </w:p>
         </w:tc>
@@ -10488,7 +10489,7 @@
           <w:sz w:val="21"/>
           <w:szCs w:val="21"/>
         </w:rPr>
-        <w:t xml:space="preserve">Week 1 · Tue Oct 13 / Thu Oct 15 · 가나다라 I · The syllable</w:t>
+        <w:t xml:space="preserve">Week 1 · Tue Oct 20 / Thu Oct 22 · 가나다라 I · The syllable</w:t>
       </w:r>
     </w:p>
     <w:p>
@@ -10896,7 +10897,7 @@
           <w:sz w:val="21"/>
           <w:szCs w:val="21"/>
         </w:rPr>
-        <w:t xml:space="preserve">Week 2 · Tue Oct 20 / Thu Oct 22 · 가나다라 II + 안녕하세요</w:t>
+        <w:t xml:space="preserve">Week 2 · Tue Oct 27 / Thu Oct 29 · 가나다라 II + 안녕하세요</w:t>
       </w:r>
     </w:p>
     <w:p>
@@ -11330,7 +11331,7 @@
           <w:sz w:val="21"/>
           <w:szCs w:val="21"/>
         </w:rPr>
-        <w:t xml:space="preserve">Week 3 · Tue Oct 27 / Thu Oct 29 · 이게 뭐예요? · What is this?</w:t>
+        <w:t xml:space="preserve">Week 3 · Tue Nov 3 / Thu Nov 5 · 이게 뭐예요? · What is this?</w:t>
       </w:r>
     </w:p>
     <w:p>
@@ -11738,7 +11739,7 @@
           <w:sz w:val="21"/>
           <w:szCs w:val="21"/>
         </w:rPr>
-        <w:t xml:space="preserve">Week 4 · Tue Nov 3 / Thu Nov 5 · 우리 엄마예요 · My family</w:t>
+        <w:t xml:space="preserve">Week 4 · Tue Nov 10 / Thu Nov 12 · 우리 엄마예요 · My family</w:t>
       </w:r>
     </w:p>
     <w:p>
@@ -12172,7 +12173,7 @@
           <w:sz w:val="21"/>
           <w:szCs w:val="21"/>
         </w:rPr>
-        <w:t xml:space="preserve">Week 5 · Tue Nov 10 / Thu Nov 12 · 집이 어디예요? · Places</w:t>
+        <w:t xml:space="preserve">Week 5 · Tue Nov 17 / Thu Nov 19 · 집이 어디예요? · Places</w:t>
       </w:r>
     </w:p>
     <w:p>
@@ -12606,7 +12607,7 @@
           <w:sz w:val="21"/>
           <w:szCs w:val="21"/>
         </w:rPr>
-        <w:t xml:space="preserve">Week 6 · Tue Nov 17 / Thu Nov 19 · 학교에 가요 · My day</w:t>
+        <w:t xml:space="preserve">Week 6 · Tue Nov 24 / Thu Nov 26 · 학교에 가요 · My day</w:t>
       </w:r>
     </w:p>
     <w:p>
@@ -13040,7 +13041,7 @@
           <w:sz w:val="21"/>
           <w:szCs w:val="21"/>
         </w:rPr>
-        <w:t xml:space="preserve">Week 7 · Tue Nov 24 / Thu Nov 26 · My room and my verbs</w:t>
+        <w:t xml:space="preserve">Week 7 · Tue Dec 1 / Thu Dec 3 · My room and my verbs</w:t>
       </w:r>
     </w:p>
     <w:p>
@@ -13474,7 +13475,7 @@
           <w:sz w:val="21"/>
           <w:szCs w:val="21"/>
         </w:rPr>
-        <w:t xml:space="preserve">Week 8 · Tue Dec 1 / Thu Dec 3 · 사과를 좋아해요 + exam</w:t>
+        <w:t xml:space="preserve">Week 8 · Tue Dec 8 [TBC] / Thu Dec 10 · 사과를 좋아해요 + exam</w:t>
       </w:r>
     </w:p>
     <w:p>
@@ -15169,7 +15170,7 @@
                 <w:sz w:val="20"/>
                 <w:szCs w:val="20"/>
               </w:rPr>
-              <w:t xml:space="preserve">Wed Oct 14 → Wed Dec 2</w:t>
+              <w:t xml:space="preserve">Wed Oct 21 → Wed Dec 9</w:t>
             </w:r>
           </w:p>
         </w:tc>
@@ -16135,7 +16136,7 @@
                 <w:sz w:val="19"/>
                 <w:szCs w:val="19"/>
               </w:rPr>
-              <w:t xml:space="preserve">Wed Oct 14</w:t>
+              <w:t xml:space="preserve">Wed Oct 21</w:t>
             </w:r>
           </w:p>
         </w:tc>
@@ -16246,7 +16247,7 @@
                 <w:sz w:val="19"/>
                 <w:szCs w:val="19"/>
               </w:rPr>
-              <w:t xml:space="preserve">Wed Oct 21</w:t>
+              <w:t xml:space="preserve">Wed Oct 28</w:t>
             </w:r>
           </w:p>
         </w:tc>
@@ -16357,7 +16358,7 @@
                 <w:sz w:val="19"/>
                 <w:szCs w:val="19"/>
               </w:rPr>
-              <w:t xml:space="preserve">Wed Oct 28</w:t>
+              <w:t xml:space="preserve">Wed Nov 4</w:t>
             </w:r>
           </w:p>
         </w:tc>
@@ -16468,7 +16469,7 @@
                 <w:sz w:val="19"/>
                 <w:szCs w:val="19"/>
               </w:rPr>
-              <w:t xml:space="preserve">Wed Nov 4</w:t>
+              <w:t xml:space="preserve">Wed Nov 11</w:t>
             </w:r>
           </w:p>
         </w:tc>
@@ -16579,7 +16580,7 @@
                 <w:sz w:val="19"/>
                 <w:szCs w:val="19"/>
               </w:rPr>
-              <w:t xml:space="preserve">Wed Nov 11</w:t>
+              <w:t xml:space="preserve">Wed Nov 18</w:t>
             </w:r>
           </w:p>
         </w:tc>
@@ -16690,7 +16691,7 @@
                 <w:sz w:val="19"/>
                 <w:szCs w:val="19"/>
               </w:rPr>
-              <w:t xml:space="preserve">Wed Nov 18</w:t>
+              <w:t xml:space="preserve">Wed Nov 25</w:t>
             </w:r>
           </w:p>
         </w:tc>
@@ -16801,7 +16802,7 @@
                 <w:sz w:val="19"/>
                 <w:szCs w:val="19"/>
               </w:rPr>
-              <w:t xml:space="preserve">Wed Nov 25</w:t>
+              <w:t xml:space="preserve">Wed Dec 2</w:t>
             </w:r>
           </w:p>
         </w:tc>
@@ -16912,7 +16913,7 @@
                 <w:sz w:val="19"/>
                 <w:szCs w:val="19"/>
               </w:rPr>
-              <w:t xml:space="preserve">Wed Dec 2</w:t>
+              <w:t xml:space="preserve">Wed Dec 9</w:t>
             </w:r>
           </w:p>
         </w:tc>
@@ -17003,7 +17004,7 @@
           <w:sz w:val="21"/>
           <w:szCs w:val="21"/>
         </w:rPr>
-        <w:t xml:space="preserve">Week 1 · Wed Oct 14 · Re-introductions + diagnostic</w:t>
+        <w:t xml:space="preserve">Week 1 · Wed Oct 21 · Re-introductions + diagnostic</w:t>
       </w:r>
     </w:p>
     <w:p>
@@ -17028,7 +17029,7 @@
           <w:sz w:val="20"/>
           <w:szCs w:val="20"/>
         </w:rPr>
-        <w:t xml:space="preserve">Wednesday, October 14 · Textbook Fundamentals 01–02: 이다 (to be) and 있다 (there is / to have / to be located) · active review of Basic 1 · individual oral diagnostic</w:t>
+        <w:t xml:space="preserve">Wednesday, October 21 · Textbook Fundamentals 01–02: 이다 (to be) and 있다 (there is / to have / to be located) · active review of Basic 1 · individual oral diagnostic</w:t>
       </w:r>
       <w:r>
         <w:rPr>
@@ -17437,7 +17438,7 @@
           <w:sz w:val="21"/>
           <w:szCs w:val="21"/>
         </w:rPr>
-        <w:t xml:space="preserve">Week 2 · Wed Oct 21 · Numbers in action</w:t>
+        <w:t xml:space="preserve">Week 2 · Wed Oct 28 · Numbers in action</w:t>
       </w:r>
     </w:p>
     <w:p>
@@ -17462,7 +17463,7 @@
           <w:sz w:val="20"/>
           <w:szCs w:val="20"/>
         </w:rPr>
-        <w:t xml:space="preserve">Wednesday, October 21 · Textbook Fundamentals 03–05: Sino-Korean and native Korean numerals · dates and days of the week · telling time (몇 시)</w:t>
+        <w:t xml:space="preserve">Wednesday, October 28 · Textbook Fundamentals 03–05: Sino-Korean and native Korean numerals · dates and days of the week · telling time (몇 시)</w:t>
       </w:r>
       <w:r>
         <w:rPr>
@@ -17871,7 +17872,7 @@
           <w:sz w:val="21"/>
           <w:szCs w:val="21"/>
         </w:rPr>
-        <w:t xml:space="preserve">Week 3 · Wed Oct 28 · The full present tense</w:t>
+        <w:t xml:space="preserve">Week 3 · Wed Nov 4 · The full present tense</w:t>
       </w:r>
     </w:p>
     <w:p>
@@ -17896,7 +17897,7 @@
           <w:sz w:val="20"/>
           <w:szCs w:val="20"/>
         </w:rPr>
-        <w:t xml:space="preserve">Wednesday, October 28 · Textbook Tenses unit 01–02: the full polite present -아요/어요 and the formal present -ㅂ니다/습니다 · everyday irregular verbs · the particle 에서 vs. 에</w:t>
+        <w:t xml:space="preserve">Wednesday, November 4 · Textbook Tenses unit 01–02: the full polite present -아요/어요 and the formal present -ㅂ니다/습니다 · everyday irregular verbs · the particle 에서 vs. 에</w:t>
       </w:r>
       <w:r>
         <w:rPr>
@@ -18305,7 +18306,7 @@
           <w:sz w:val="21"/>
           <w:szCs w:val="21"/>
         </w:rPr>
-        <w:t xml:space="preserve">Week 4 · Wed Nov 4 · The past · -았/었어요</w:t>
+        <w:t xml:space="preserve">Week 4 · Wed Nov 11 · The past · -았/었어요</w:t>
       </w:r>
     </w:p>
     <w:p>
@@ -18330,7 +18331,7 @@
           <w:sz w:val="20"/>
           <w:szCs w:val="20"/>
         </w:rPr>
-        <w:t xml:space="preserve">Wednesday, November 4 · Textbook Tenses unit 03: past tense -았어요/었어요 · Particles unit 08: 부터~까지 (from… to) · past time expressions · 하고 / (이)랑 (with whom)</w:t>
+        <w:t xml:space="preserve">Wednesday, November 11 · Textbook Tenses unit 03: past tense -았어요/었어요 · Particles unit 08: 부터~까지 (from… to) · past time expressions · 하고 / (이)랑 (with whom)</w:t>
       </w:r>
       <w:r>
         <w:rPr>
@@ -18739,7 +18740,7 @@
           <w:sz w:val="21"/>
           <w:szCs w:val="21"/>
         </w:rPr>
-        <w:t xml:space="preserve">Week 5 · Wed Nov 11 · The future · -(으)ㄹ 거예요</w:t>
+        <w:t xml:space="preserve">Week 5 · Wed Nov 18 · The future · -(으)ㄹ 거예요</w:t>
       </w:r>
     </w:p>
     <w:p>
@@ -18764,7 +18765,7 @@
           <w:sz w:val="20"/>
           <w:szCs w:val="20"/>
         </w:rPr>
-        <w:t xml:space="preserve">Wednesday, November 11 · Textbook Tenses unit 04: future and intention -(으)ㄹ 거예요 · Listing and contrast unit 02: -거나 (or) · Particles 13: (으)로 (means of transportation)</w:t>
+        <w:t xml:space="preserve">Wednesday, November 18 · Textbook Tenses unit 04: future and intention -(으)ㄹ 거예요 · Listing and contrast unit 02: -거나 (or) · Particles 13: (으)로 (means of transportation)</w:t>
       </w:r>
       <w:r>
         <w:rPr>
@@ -19173,7 +19174,7 @@
           <w:sz w:val="21"/>
           <w:szCs w:val="21"/>
         </w:rPr>
-        <w:t xml:space="preserve">Week 6 · Wed Nov 18 · Negation and ability</w:t>
+        <w:t xml:space="preserve">Week 6 · Wed Nov 25 · Negation and ability</w:t>
       </w:r>
     </w:p>
     <w:p>
@@ -19198,7 +19199,7 @@
           <w:sz w:val="20"/>
           <w:szCs w:val="20"/>
         </w:rPr>
-        <w:t xml:space="preserve">Wednesday, November 18 · Textbook Negation unit 01–03: 안 / -지 않아요 · 못 / -지 못해요 · negatives that are words of their own · Ability unit 01: -(으)ㄹ 수 있어요/없어요</w:t>
+        <w:t xml:space="preserve">Wednesday, November 25 · Textbook Negation unit 01–03: 안 / -지 않아요 · 못 / -지 못해요 · negatives that are words of their own · Ability unit 01: -(으)ㄹ 수 있어요/없어요</w:t>
       </w:r>
       <w:r>
         <w:rPr>
@@ -19607,7 +19608,7 @@
           <w:sz w:val="21"/>
           <w:szCs w:val="21"/>
         </w:rPr>
-        <w:t xml:space="preserve">Week 7 · Wed Nov 25 · Pro particles</w:t>
+        <w:t xml:space="preserve">Week 7 · Wed Dec 2 · Pro particles</w:t>
       </w:r>
     </w:p>
     <w:p>
@@ -19632,7 +19633,7 @@
           <w:sz w:val="20"/>
           <w:szCs w:val="20"/>
         </w:rPr>
-        <w:t xml:space="preserve">Wednesday, November 25 · Textbook Particles unit (selection): 05 의 · 09 에게/한테 · 10 도 · 11 만 · 12 밖에 · 14 쯤 · 15 처럼 · 16 보다 · 17 마다</w:t>
+        <w:t xml:space="preserve">Wednesday, December 2 · Textbook Particles unit (selection): 05 의 · 09 에게/한테 · 10 도 · 11 만 · 12 밖에 · 14 쯤 · 15 처럼 · 16 보다 · 17 마다</w:t>
       </w:r>
       <w:r>
         <w:rPr>
@@ -20041,7 +20042,7 @@
           <w:sz w:val="21"/>
           <w:szCs w:val="21"/>
         </w:rPr>
-        <w:t xml:space="preserve">Week 8 · Wed Dec 2 · Connectors + A2 exam</w:t>
+        <w:t xml:space="preserve">Week 8 · Wed Dec 9 · Connectors + A2 exam</w:t>
       </w:r>
     </w:p>
     <w:p>
@@ -20066,7 +20067,7 @@
           <w:sz w:val="20"/>
           <w:szCs w:val="20"/>
         </w:rPr>
-        <w:t xml:space="preserve">Wednesday, December 2 · Textbook Listing and contrast unit 01 and 03: -고 (and) · -지만 (but) · integration of the 7 classes · in-house A2 exam + oral assessment · certificate</w:t>
+        <w:t xml:space="preserve">Wednesday, December 9 · Textbook Listing and contrast unit 01 and 03: -고 (and) · -지만 (but) · integration of the 7 classes · in-house A2 exam + oral assessment · certificate</w:t>
       </w:r>
       <w:r>
         <w:rPr>
@@ -21736,7 +21737,7 @@
                 <w:sz w:val="20"/>
                 <w:szCs w:val="20"/>
               </w:rPr>
-              <w:t xml:space="preserve">Tue Oct 13 → Tue Dec 1</w:t>
+              <w:t xml:space="preserve">Tue Oct 20 → Tue Dec 8 [TBC]</w:t>
             </w:r>
           </w:p>
         </w:tc>
@@ -22728,7 +22729,7 @@
                 <w:sz w:val="19"/>
                 <w:szCs w:val="19"/>
               </w:rPr>
-              <w:t xml:space="preserve">Tue Oct 13</w:t>
+              <w:t xml:space="preserve">Tue Oct 20</w:t>
             </w:r>
           </w:p>
         </w:tc>
@@ -22839,7 +22840,7 @@
                 <w:sz w:val="19"/>
                 <w:szCs w:val="19"/>
               </w:rPr>
-              <w:t xml:space="preserve">Tue Oct 20</w:t>
+              <w:t xml:space="preserve">Tue Oct 27</w:t>
             </w:r>
           </w:p>
         </w:tc>
@@ -22950,7 +22951,7 @@
                 <w:sz w:val="19"/>
                 <w:szCs w:val="19"/>
               </w:rPr>
-              <w:t xml:space="preserve">Tue Oct 27</w:t>
+              <w:t xml:space="preserve">Tue Nov 3</w:t>
             </w:r>
           </w:p>
         </w:tc>
@@ -23061,7 +23062,7 @@
                 <w:sz w:val="19"/>
                 <w:szCs w:val="19"/>
               </w:rPr>
-              <w:t xml:space="preserve">Tue Nov 3</w:t>
+              <w:t xml:space="preserve">Tue Nov 10</w:t>
             </w:r>
           </w:p>
         </w:tc>
@@ -23172,7 +23173,7 @@
                 <w:sz w:val="19"/>
                 <w:szCs w:val="19"/>
               </w:rPr>
-              <w:t xml:space="preserve">Tue Nov 10</w:t>
+              <w:t xml:space="preserve">Tue Nov 17</w:t>
             </w:r>
           </w:p>
         </w:tc>
@@ -23283,7 +23284,7 @@
                 <w:sz w:val="19"/>
                 <w:szCs w:val="19"/>
               </w:rPr>
-              <w:t xml:space="preserve">Tue Nov 17</w:t>
+              <w:t xml:space="preserve">Tue Nov 24</w:t>
             </w:r>
           </w:p>
         </w:tc>
@@ -23394,7 +23395,7 @@
                 <w:sz w:val="19"/>
                 <w:szCs w:val="19"/>
               </w:rPr>
-              <w:t xml:space="preserve">Tue Nov 24</w:t>
+              <w:t xml:space="preserve">Tue Dec 1</w:t>
             </w:r>
           </w:p>
         </w:tc>
@@ -23505,7 +23506,7 @@
                 <w:sz w:val="19"/>
                 <w:szCs w:val="19"/>
               </w:rPr>
-              <w:t xml:space="preserve">Tue Dec 1</w:t>
+              <w:t xml:space="preserve">Tue Dec 8 [TBC]</w:t>
             </w:r>
           </w:p>
         </w:tc>
@@ -23596,7 +23597,7 @@
           <w:sz w:val="21"/>
           <w:szCs w:val="21"/>
         </w:rPr>
-        <w:t xml:space="preserve">Week 1 · Tue Oct 13 · Orientation + oral diagnostic</w:t>
+        <w:t xml:space="preserve">Week 1 · Tue Oct 20 · Orientation + oral diagnostic</w:t>
       </w:r>
     </w:p>
     <w:p>
@@ -23621,7 +23622,7 @@
           <w:sz w:val="20"/>
           <w:szCs w:val="20"/>
         </w:rPr>
-        <w:t xml:space="preserve">Tuesday, October 13 · Orientation session (no themed module) · individual oral diagnostic</w:t>
+        <w:t xml:space="preserve">Tuesday, October 20 · Orientation session (no themed module) · individual oral diagnostic</w:t>
       </w:r>
       <w:r>
         <w:rPr>
@@ -24030,7 +24031,7 @@
           <w:sz w:val="21"/>
           <w:szCs w:val="21"/>
         </w:rPr>
-        <w:t xml:space="preserve">Week 2 · Tue Oct 20 · K-pop and fan culture</w:t>
+        <w:t xml:space="preserve">Week 2 · Tue Oct 27 · K-pop and fan culture</w:t>
       </w:r>
     </w:p>
     <w:p>
@@ -24055,7 +24056,7 @@
           <w:sz w:val="20"/>
           <w:szCs w:val="20"/>
         </w:rPr>
-        <w:t xml:space="preserve">Tuesday, October 20 · M01 · K-pop and fan culture (in-house trilingual deck)</w:t>
+        <w:t xml:space="preserve">Tuesday, October 27 · M01 · K-pop and fan culture (in-house trilingual deck)</w:t>
       </w:r>
       <w:r>
         <w:rPr>
@@ -24464,7 +24465,7 @@
           <w:sz w:val="21"/>
           <w:szCs w:val="21"/>
         </w:rPr>
-        <w:t xml:space="preserve">Week 3 · Tue Oct 27 · Travel: Jeju and Seoul</w:t>
+        <w:t xml:space="preserve">Week 3 · Tue Nov 3 · Travel: Jeju and Seoul</w:t>
       </w:r>
     </w:p>
     <w:p>
@@ -24489,7 +24490,7 @@
           <w:sz w:val="20"/>
           <w:szCs w:val="20"/>
         </w:rPr>
-        <w:t xml:space="preserve">Tuesday, October 27 · M02 · Travel: Jeju and Seoul (in-house trilingual deck)</w:t>
+        <w:t xml:space="preserve">Tuesday, November 3 · M02 · Travel: Jeju and Seoul (in-house trilingual deck)</w:t>
       </w:r>
       <w:r>
         <w:rPr>
@@ -24898,7 +24899,7 @@
           <w:sz w:val="21"/>
           <w:szCs w:val="21"/>
         </w:rPr>
-        <w:t xml:space="preserve">Week 4 · Tue Nov 3 · Food culture</w:t>
+        <w:t xml:space="preserve">Week 4 · Tue Nov 10 · Food culture</w:t>
       </w:r>
     </w:p>
     <w:p>
@@ -24923,7 +24924,7 @@
           <w:sz w:val="20"/>
           <w:szCs w:val="20"/>
         </w:rPr>
-        <w:t xml:space="preserve">Tuesday, November 3 · M03 · Food culture (in-house trilingual deck)</w:t>
+        <w:t xml:space="preserve">Tuesday, November 10 · M03 · Food culture (in-house trilingual deck)</w:t>
       </w:r>
       <w:r>
         <w:rPr>
@@ -25332,7 +25333,7 @@
           <w:sz w:val="21"/>
           <w:szCs w:val="21"/>
         </w:rPr>
-        <w:t xml:space="preserve">Week 5 · Tue Nov 10 · Conversation Lab 1</w:t>
+        <w:t xml:space="preserve">Week 5 · Tue Nov 17 · Conversation Lab 1</w:t>
       </w:r>
     </w:p>
     <w:p>
@@ -25357,7 +25358,7 @@
           <w:sz w:val="20"/>
           <w:szCs w:val="20"/>
         </w:rPr>
-        <w:t xml:space="preserve">Tuesday, November 10 · Lab 1 · integrates M01–M03 (K-pop, travel, food) · no new deck</w:t>
+        <w:t xml:space="preserve">Tuesday, November 17 · Lab 1 · integrates M01–M03 (K-pop, travel, food) · no new deck</w:t>
       </w:r>
       <w:r>
         <w:rPr>
@@ -25766,7 +25767,7 @@
           <w:sz w:val="21"/>
           <w:szCs w:val="21"/>
         </w:rPr>
-        <w:t xml:space="preserve">Week 6 · Tue Nov 17 · Hanbok and aesthetics</w:t>
+        <w:t xml:space="preserve">Week 6 · Tue Nov 24 · Hanbok and aesthetics</w:t>
       </w:r>
     </w:p>
     <w:p>
@@ -25791,7 +25792,7 @@
           <w:sz w:val="20"/>
           <w:szCs w:val="20"/>
         </w:rPr>
-        <w:t xml:space="preserve">Tuesday, November 17 · M04 · Hanbok and aesthetics (in-house trilingual deck)</w:t>
+        <w:t xml:space="preserve">Tuesday, November 24 · M04 · Hanbok and aesthetics (in-house trilingual deck)</w:t>
       </w:r>
       <w:r>
         <w:rPr>
@@ -26200,7 +26201,7 @@
           <w:sz w:val="21"/>
           <w:szCs w:val="21"/>
         </w:rPr>
-        <w:t xml:space="preserve">Week 7 · Tue Nov 24 · PC방 and e-sports</w:t>
+        <w:t xml:space="preserve">Week 7 · Tue Dec 1 · PC방 and e-sports</w:t>
       </w:r>
     </w:p>
     <w:p>
@@ -26225,7 +26226,7 @@
           <w:sz w:val="20"/>
           <w:szCs w:val="20"/>
         </w:rPr>
-        <w:t xml:space="preserve">Tuesday, November 24 · M05 · PC방 and e-sports (in-house trilingual deck)</w:t>
+        <w:t xml:space="preserve">Tuesday, December 1 · M05 · PC방 and e-sports (in-house trilingual deck)</w:t>
       </w:r>
       <w:r>
         <w:rPr>
@@ -26634,7 +26635,7 @@
           <w:sz w:val="21"/>
           <w:szCs w:val="21"/>
         </w:rPr>
-        <w:t xml:space="preserve">Week 8 · Tue Dec 1 · Lab 2 + oral assessment</w:t>
+        <w:t xml:space="preserve">Week 8 · Tue Dec 8 [TBC] · Lab 2 + oral assessment</w:t>
       </w:r>
     </w:p>
     <w:p>
@@ -26659,7 +26660,7 @@
           <w:sz w:val="20"/>
           <w:szCs w:val="20"/>
         </w:rPr>
-        <w:t xml:space="preserve">Tuesday, December 1 · Lab 2 (M01–M05) + end-of-stage oral assessment · certificate and invitation to Conversational 2</w:t>
+        <w:t xml:space="preserve">Tuesday, December 8 [TBC] · Lab 2 (M01–M05) + end-of-stage oral assessment · certificate and invitation to Conversational 2</w:t>
       </w:r>
       <w:r>
         <w:rPr>
@@ -26946,7 +26947,7 @@
           <w:sz w:val="20"/>
           <w:szCs w:val="20"/>
         </w:rPr>
-        <w:t xml:space="preserve">Before class: record the 2-minute monologue on the module you draw in the lottery on Sunday, November 29 (no reading; cue card with keywords only) and prepare both possible role plays</w:t>
+        <w:t xml:space="preserve">Before class: record the 2-minute monologue on the module you draw in the lottery on Sunday, December 6 (no reading; cue card with keywords only) and prepare both possible role plays</w:t>
       </w:r>
     </w:p>
     <w:p>
@@ -28329,7 +28330,7 @@
                 <w:sz w:val="20"/>
                 <w:szCs w:val="20"/>
               </w:rPr>
-              <w:t xml:space="preserve">Thu Oct 15 → Thu Dec 3</w:t>
+              <w:t xml:space="preserve">Thu Oct 22 → Thu Dec 10</w:t>
             </w:r>
           </w:p>
         </w:tc>
@@ -29295,7 +29296,7 @@
                 <w:sz w:val="19"/>
                 <w:szCs w:val="19"/>
               </w:rPr>
-              <w:t xml:space="preserve">Thu Oct 15</w:t>
+              <w:t xml:space="preserve">Thu Oct 22</w:t>
             </w:r>
           </w:p>
         </w:tc>
@@ -29406,7 +29407,7 @@
                 <w:sz w:val="19"/>
                 <w:szCs w:val="19"/>
               </w:rPr>
-              <w:t xml:space="preserve">Thu Oct 22</w:t>
+              <w:t xml:space="preserve">Thu Oct 29</w:t>
             </w:r>
           </w:p>
         </w:tc>
@@ -29517,7 +29518,7 @@
                 <w:sz w:val="19"/>
                 <w:szCs w:val="19"/>
               </w:rPr>
-              <w:t xml:space="preserve">Thu Oct 29</w:t>
+              <w:t xml:space="preserve">Thu Nov 5</w:t>
             </w:r>
           </w:p>
         </w:tc>
@@ -29628,7 +29629,7 @@
                 <w:sz w:val="19"/>
                 <w:szCs w:val="19"/>
               </w:rPr>
-              <w:t xml:space="preserve">Thu Nov 5</w:t>
+              <w:t xml:space="preserve">Thu Nov 12</w:t>
             </w:r>
           </w:p>
         </w:tc>
@@ -29739,7 +29740,7 @@
                 <w:sz w:val="19"/>
                 <w:szCs w:val="19"/>
               </w:rPr>
-              <w:t xml:space="preserve">Thu Nov 12</w:t>
+              <w:t xml:space="preserve">Thu Nov 19</w:t>
             </w:r>
           </w:p>
         </w:tc>
@@ -29850,7 +29851,7 @@
                 <w:sz w:val="19"/>
                 <w:szCs w:val="19"/>
               </w:rPr>
-              <w:t xml:space="preserve">Thu Nov 19</w:t>
+              <w:t xml:space="preserve">Thu Nov 26</w:t>
             </w:r>
           </w:p>
         </w:tc>
@@ -29961,7 +29962,7 @@
                 <w:sz w:val="19"/>
                 <w:szCs w:val="19"/>
               </w:rPr>
-              <w:t xml:space="preserve">Thu Nov 26</w:t>
+              <w:t xml:space="preserve">Thu Dec 3</w:t>
             </w:r>
           </w:p>
         </w:tc>
@@ -30072,7 +30073,7 @@
                 <w:sz w:val="19"/>
                 <w:szCs w:val="19"/>
               </w:rPr>
-              <w:t xml:space="preserve">Thu Dec 3</w:t>
+              <w:t xml:space="preserve">Thu Dec 10</w:t>
             </w:r>
           </w:p>
         </w:tc>
@@ -30163,7 +30164,7 @@
           <w:sz w:val="21"/>
           <w:szCs w:val="21"/>
         </w:rPr>
-        <w:t xml:space="preserve">Week 1 · Thu Oct 15 · Diagnostic + anatomy of TOPIK II</w:t>
+        <w:t xml:space="preserve">Week 1 · Thu Oct 22 · Diagnostic + anatomy of TOPIK II</w:t>
       </w:r>
     </w:p>
     <w:p>
@@ -30571,7 +30572,7 @@
           <w:sz w:val="21"/>
           <w:szCs w:val="21"/>
         </w:rPr>
-        <w:t xml:space="preserve">Week 2 · Thu Oct 22 · 읽기 I · Reading</w:t>
+        <w:t xml:space="preserve">Week 2 · Thu Oct 29 · 읽기 I · Reading</w:t>
       </w:r>
     </w:p>
     <w:p>
@@ -31005,7 +31006,7 @@
           <w:sz w:val="21"/>
           <w:szCs w:val="21"/>
         </w:rPr>
-        <w:t xml:space="preserve">Week 3 · Thu Oct 29 · 듣기 I · Listening</w:t>
+        <w:t xml:space="preserve">Week 3 · Thu Nov 5 · 듣기 I · Listening</w:t>
       </w:r>
     </w:p>
     <w:p>
@@ -31439,7 +31440,7 @@
           <w:sz w:val="21"/>
           <w:szCs w:val="21"/>
         </w:rPr>
-        <w:t xml:space="preserve">Week 4 · Thu Nov 5 · 쓰기 51–52</w:t>
+        <w:t xml:space="preserve">Week 4 · Thu Nov 12 · 쓰기 51–52</w:t>
       </w:r>
     </w:p>
     <w:p>
@@ -31873,7 +31874,7 @@
           <w:sz w:val="21"/>
           <w:szCs w:val="21"/>
         </w:rPr>
-        <w:t xml:space="preserve">Week 5 · Thu Nov 12 · 쓰기 53 · The graph</w:t>
+        <w:t xml:space="preserve">Week 5 · Thu Nov 19 · 쓰기 53 · The graph</w:t>
       </w:r>
     </w:p>
     <w:p>
@@ -32307,7 +32308,7 @@
           <w:sz w:val="21"/>
           <w:szCs w:val="21"/>
         </w:rPr>
-        <w:t xml:space="preserve">Week 6 · Thu Nov 19 · 읽기/듣기 II · Level 4–6</w:t>
+        <w:t xml:space="preserve">Week 6 · Thu Nov 26 · 읽기/듣기 II · Level 4–6</w:t>
       </w:r>
     </w:p>
     <w:p>
@@ -32741,7 +32742,7 @@
           <w:sz w:val="21"/>
           <w:szCs w:val="21"/>
         </w:rPr>
-        <w:t xml:space="preserve">Week 7 · Thu Nov 26 · 쓰기 54 · The essay</w:t>
+        <w:t xml:space="preserve">Week 7 · Thu Dec 3 · 쓰기 54 · The essay</w:t>
       </w:r>
     </w:p>
     <w:p>
@@ -33175,7 +33176,7 @@
           <w:sz w:val="21"/>
           <w:szCs w:val="21"/>
         </w:rPr>
-        <w:t xml:space="preserve">Week 8 · Thu Dec 3 · Final mock exam + personal plan</w:t>
+        <w:t xml:space="preserve">Week 8 · Thu Dec 10 · Final mock exam + personal plan</w:t>
       </w:r>
     </w:p>
     <w:p>
@@ -40683,7 +40684,7 @@
           <w:sz w:val="22"/>
           <w:szCs w:val="22"/>
         </w:rPr>
-        <w:t xml:space="preserve">Zoom with kids: cameras on, on-screen names written in 한글 from class 2 onward, chat for emojis only, soft music while they draw. Rehearse the final show from class 7 with a visual script (drawings instead of text), invite the families a week ahead, and remind families from class 1 onward that the course starts Monday October 19 (October 12 is a public holiday in Chile) and ends Monday December 7.</w:t>
+        <w:t xml:space="preserve">Zoom with kids: cameras on, on-screen names written in 한글 from class 2 onward, chat for emojis only, soft music while they draw. Rehearse the final show from class 7 with a visual script (drawings instead of text), invite the families a week ahead, and remind families from class 1 onward that the course starts Monday October 19 and ends Monday December 7.</w:t>
       </w:r>
     </w:p>
     <w:p>
@@ -40864,7 +40865,7 @@
           <w:sz w:val="22"/>
           <w:szCs w:val="22"/>
         </w:rPr>
-        <w:t xml:space="preserve">Send the end-of-course report (attendance, grades, level recommendation per student) before December 7.</w:t>
+        <w:t xml:space="preserve">Send the end-of-course report (attendance, grades, level recommendation per student) by Friday, December 11 at the latest.</w:t>
       </w:r>
     </w:p>
     <w:p>
@@ -43457,7 +43458,7 @@
                 <w:sz w:val="20"/>
                 <w:szCs w:val="20"/>
               </w:rPr>
-              <w:t xml:space="preserve">Classes take place unless announced 48 h ahead. Because Monday October 12 is a public holiday, Kids starts on Monday October 19: remind families in the welcome message.</w:t>
+              <w:t xml:space="preserve">Classes take place unless announced 48 h ahead. Tuesday December 8 is a public holiday and is class 8 of Basic 1 (Tuesday section) and of Conversational 1: Jay confirms whether it stays or moves, and the group is told in advance.</w:t>
             </w:r>
           </w:p>
         </w:tc>
@@ -44970,8 +44971,8 @@
       </w:r>
     </w:p>
     <w:sectPr>
-      <w:headerReference w:type="default" r:id="rId7"/>
-      <w:footerReference w:type="default" r:id="rId8"/>
+      <w:headerReference w:type="default" r:id="rId6"/>
+      <w:footerReference w:type="default" r:id="rId7"/>
       <w:pgSz w:w="12240" w:h="15840" w:orient="portrait"/>
       <w:pgMar w:top="1150" w:right="1440" w:bottom="1100" w:left="1440" w:header="708" w:footer="708" w:gutter="0"/>
       <w:pgNumType/>
@@ -44979,10 +44980,6 @@
     </w:sectPr>
   </w:body>
 </w:document>
-</file>
-
-<file path=word/comments.xml><?xml version="1.0" encoding="utf-8"?>
-<w:comments xmlns:cx="http://schemas.microsoft.com/office/drawing/2014/chartex" xmlns:cx1="http://schemas.microsoft.com/office/drawing/2015/9/8/chartex" xmlns:cx2="http://schemas.microsoft.com/office/drawing/2015/10/21/chartex" xmlns:cx3="http://schemas.microsoft.com/office/drawing/2016/5/9/chartex" xmlns:cx4="http://schemas.microsoft.com/office/drawing/2016/5/10/chartex" xmlns:cx5="http://schemas.microsoft.com/office/drawing/2016/5/11/chartex" xmlns:cx6="http://schemas.microsoft.com/office/drawing/2016/5/12/chartex" xmlns:cx7="http://schemas.microsoft.com/office/drawing/2016/5/13/chartex" xmlns:cx8="http://schemas.microsoft.com/office/drawing/2016/5/14/chartex" xmlns:mc="http://schemas.openxmlformats.org/markup-compatibility/2006" xmlns:aink="http://schemas.microsoft.com/office/drawing/2016/ink" xmlns:am3d="http://schemas.microsoft.com/office/drawing/2017/model3d" xmlns:o="urn:schemas-microsoft-com:office:office" xmlns:r="http://schemas.openxmlformats.org/officeDocument/2006/relationships" xmlns:m="http://schemas.openxmlformats.org/officeDocument/2006/math" xmlns:v="urn:schemas-microsoft-com:vml" xmlns:wp14="http://schemas.microsoft.com/office/word/2010/wordprocessingDrawing" xmlns:wp="http://schemas.openxmlformats.org/drawingml/2006/wordprocessingDrawing" xmlns:w10="urn:schemas-microsoft-com:office:word" xmlns:w="http://schemas.openxmlformats.org/wordprocessingml/2006/main" xmlns:w14="http://schemas.microsoft.com/office/word/2010/wordml" xmlns:w15="http://schemas.microsoft.com/office/word/2012/wordml" xmlns:w16cex="http://schemas.microsoft.com/office/word/2018/wordml/cex" xmlns:w16cid="http://schemas.microsoft.com/office/word/2016/wordml/cid" xmlns:w16="http://schemas.microsoft.com/office/word/2018/wordml" xmlns:w16sdtdh="http://schemas.microsoft.com/office/word/2020/wordml/sdtdatahash" xmlns:w16se="http://schemas.microsoft.com/office/word/2015/wordml/symex" xmlns:wpg="http://schemas.microsoft.com/office/word/2010/wordprocessingGroup" xmlns:wpi="http://schemas.microsoft.com/office/word/2010/wordprocessingInk" xmlns:wne="http://schemas.microsoft.com/office/word/2006/wordml" xmlns:wps="http://schemas.microsoft.com/office/word/2010/wordprocessingShape"/>
 </file>
 
 <file path=word/endnotes.xml><?xml version="1.0" encoding="utf-8"?>
@@ -45122,7 +45119,7 @@
 <w:numbering xmlns:wpc="http://schemas.microsoft.com/office/word/2010/wordprocessingCanvas" xmlns:mc="http://schemas.openxmlformats.org/markup-compatibility/2006" xmlns:o="urn:schemas-microsoft-com:office:office" xmlns:r="http://schemas.openxmlformats.org/officeDocument/2006/relationships" xmlns:m="http://schemas.openxmlformats.org/officeDocument/2006/math" xmlns:v="urn:schemas-microsoft-com:vml" xmlns:wp14="http://schemas.microsoft.com/office/word/2010/wordprocessingDrawing" xmlns:wp="http://schemas.openxmlformats.org/drawingml/2006/wordprocessingDrawing" xmlns:w10="urn:schemas-microsoft-com:office:word" xmlns:w="http://schemas.openxmlformats.org/wordprocessingml/2006/main" xmlns:w14="http://schemas.microsoft.com/office/word/2010/wordml" xmlns:w15="http://schemas.microsoft.com/office/word/2012/wordml" xmlns:wpg="http://schemas.microsoft.com/office/word/2010/wordprocessingGroup" xmlns:wpi="http://schemas.microsoft.com/office/word/2010/wordprocessingInk" xmlns:wne="http://schemas.microsoft.com/office/word/2006/wordml" xmlns:wps="http://schemas.microsoft.com/office/word/2010/wordprocessingShape" mc:Ignorable="w14 w15 wp14">
   <w:abstractNum w:abstractNumId="1" w15:restartNumberingAfterBreak="0">
     <w:multiLevelType w:val="hybridMultilevel"/>
-    <w:lvl w:ilvl="0" w15:tentative="1">
+    <w:lvl w:ilvl="0" w:tentative="1">
       <w:start w:val="1"/>
       <w:numFmt w:val="bullet"/>
       <w:lvlText w:val="●"/>
@@ -45131,7 +45128,7 @@
         <w:ind w:left="720" w:hanging="360"/>
       </w:pPr>
     </w:lvl>
-    <w:lvl w:ilvl="1" w15:tentative="1">
+    <w:lvl w:ilvl="1" w:tentative="1">
       <w:start w:val="1"/>
       <w:numFmt w:val="bullet"/>
       <w:lvlText w:val="○"/>
@@ -45140,7 +45137,7 @@
         <w:ind w:left="1440" w:hanging="360"/>
       </w:pPr>
     </w:lvl>
-    <w:lvl w:ilvl="2" w15:tentative="1">
+    <w:lvl w:ilvl="2" w:tentative="1">
       <w:start w:val="1"/>
       <w:numFmt w:val="bullet"/>
       <w:lvlText w:val="■"/>
@@ -45149,7 +45146,7 @@
         <w:ind w:left="2160" w:hanging="360"/>
       </w:pPr>
     </w:lvl>
-    <w:lvl w:ilvl="3" w15:tentative="1">
+    <w:lvl w:ilvl="3" w:tentative="1">
       <w:start w:val="1"/>
       <w:numFmt w:val="bullet"/>
       <w:lvlText w:val="●"/>
@@ -45158,7 +45155,7 @@
         <w:ind w:left="2880" w:hanging="360"/>
       </w:pPr>
     </w:lvl>
-    <w:lvl w:ilvl="4" w15:tentative="1">
+    <w:lvl w:ilvl="4" w:tentative="1">
       <w:start w:val="1"/>
       <w:numFmt w:val="bullet"/>
       <w:lvlText w:val="○"/>
@@ -45167,7 +45164,7 @@
         <w:ind w:left="3600" w:hanging="360"/>
       </w:pPr>
     </w:lvl>
-    <w:lvl w:ilvl="5" w15:tentative="1">
+    <w:lvl w:ilvl="5" w:tentative="1">
       <w:start w:val="1"/>
       <w:numFmt w:val="bullet"/>
       <w:lvlText w:val="■"/>
@@ -45176,7 +45173,7 @@
         <w:ind w:left="4320" w:hanging="360"/>
       </w:pPr>
     </w:lvl>
-    <w:lvl w:ilvl="6" w15:tentative="1">
+    <w:lvl w:ilvl="6" w:tentative="1">
       <w:start w:val="1"/>
       <w:numFmt w:val="bullet"/>
       <w:lvlText w:val="●"/>
@@ -45185,7 +45182,7 @@
         <w:ind w:left="5040" w:hanging="360"/>
       </w:pPr>
     </w:lvl>
-    <w:lvl w:ilvl="7" w15:tentative="1">
+    <w:lvl w:ilvl="7" w:tentative="1">
       <w:start w:val="1"/>
       <w:numFmt w:val="bullet"/>
       <w:lvlText w:val="●"/>
@@ -45194,7 +45191,7 @@
         <w:ind w:left="5760" w:hanging="360"/>
       </w:pPr>
     </w:lvl>
-    <w:lvl w:ilvl="8" w15:tentative="1">
+    <w:lvl w:ilvl="8" w:tentative="1">
       <w:start w:val="1"/>
       <w:numFmt w:val="bullet"/>
       <w:lvlText w:val="●"/>
@@ -45226,6 +45223,25 @@
     </w:rPrDefault>
     <w:pPrDefault/>
   </w:docDefaults>
+  <w:style w:type="paragraph" w:styleId="Normal" w:default="1">
+    <w:name w:val="Normal"/>
+    <w:qFormat/>
+  </w:style>
+  <w:style w:type="table" w:styleId="TableNormal" w:default="true">
+    <w:name w:val="Normal Table"/>
+    <w:uiPriority w:val="99"/>
+    <w:semiHidden/>
+    <w:unhideWhenUsed/>
+    <w:tblPr>
+      <w:tblInd w:type="dxa" w:w="0"/>
+      <w:tblCellMar>
+        <w:top w:type="dxa" w:w="0"/>
+        <w:left w:type="dxa" w:w="108"/>
+        <w:bottom w:type="dxa" w:w="0"/>
+        <w:right w:type="dxa" w:w="108"/>
+      </w:tblCellMar>
+    </w:tblPr>
+  </w:style>
   <w:style w:type="paragraph" w:styleId="Title">
     <w:name w:val="Title"/>
     <w:basedOn w:val="Normal"/>
@@ -45398,4 +45414,294 @@
     </w:rPr>
   </w:style>
 </w:styles>
+</file>
+
+<file path=word/theme/theme1.xml><?xml version="1.0" encoding="utf-8"?>
+<a:theme xmlns:a="http://schemas.openxmlformats.org/drawingml/2006/main" name="Office Theme">
+  <a:themeElements>
+    <a:clrScheme name="Office">
+      <a:dk1>
+        <a:sysClr val="windowText" lastClr="000000"/>
+      </a:dk1>
+      <a:lt1>
+        <a:sysClr val="window" lastClr="FFFFFF"/>
+      </a:lt1>
+      <a:dk2>
+        <a:srgbClr val="44546A"/>
+      </a:dk2>
+      <a:lt2>
+        <a:srgbClr val="E7E6E6"/>
+      </a:lt2>
+      <a:accent1>
+        <a:srgbClr val="4472C4"/>
+      </a:accent1>
+      <a:accent2>
+        <a:srgbClr val="ED7D31"/>
+      </a:accent2>
+      <a:accent3>
+        <a:srgbClr val="A5A5A5"/>
+      </a:accent3>
+      <a:accent4>
+        <a:srgbClr val="FFC000"/>
+      </a:accent4>
+      <a:accent5>
+        <a:srgbClr val="5B9BD5"/>
+      </a:accent5>
+      <a:accent6>
+        <a:srgbClr val="70AD47"/>
+      </a:accent6>
+      <a:hlink>
+        <a:srgbClr val="0563C1"/>
+      </a:hlink>
+      <a:folHlink>
+        <a:srgbClr val="954F72"/>
+      </a:folHlink>
+    </a:clrScheme>
+    <a:fontScheme name="Office">
+      <a:majorFont>
+        <a:latin typeface="Calibri Light" panose="020F0302020204030204"/>
+        <a:ea typeface=""/>
+        <a:cs typeface=""/>
+        <a:font script="Jpan" typeface="游ゴシック Light"/>
+        <a:font script="Hang" typeface="맑은 고딕"/>
+        <a:font script="Hans" typeface="等线 Light"/>
+        <a:font script="Hant" typeface="新細明體"/>
+        <a:font script="Arab" typeface="Times New Roman"/>
+        <a:font script="Hebr" typeface="Times New Roman"/>
+        <a:font script="Thai" typeface="Angsana New"/>
+        <a:font script="Ethi" typeface="Nyala"/>
+        <a:font script="Beng" typeface="Vrinda"/>
+        <a:font script="Gujr" typeface="Shruti"/>
+        <a:font script="Khmr" typeface="MoolBoran"/>
+        <a:font script="Knda" typeface="Tunga"/>
+        <a:font script="Guru" typeface="Raavi"/>
+        <a:font script="Cans" typeface="Euphemia"/>
+        <a:font script="Cher" typeface="Plantagenet Cherokee"/>
+        <a:font script="Yiii" typeface="Microsoft Yi Baiti"/>
+        <a:font script="Tibt" typeface="Microsoft Himalaya"/>
+        <a:font script="Thaa" typeface="MV Boli"/>
+        <a:font script="Deva" typeface="Mangal"/>
+        <a:font script="Telu" typeface="Gautami"/>
+        <a:font script="Taml" typeface="Latha"/>
+        <a:font script="Syrc" typeface="Estrangelo Edessa"/>
+        <a:font script="Orya" typeface="Kalinga"/>
+        <a:font script="Mlym" typeface="Kartika"/>
+        <a:font script="Laoo" typeface="DokChampa"/>
+        <a:font script="Sinh" typeface="Iskoola Pota"/>
+        <a:font script="Mong" typeface="Mongolian Baiti"/>
+        <a:font script="Viet" typeface="Times New Roman"/>
+        <a:font script="Uigh" typeface="Microsoft Uighur"/>
+        <a:font script="Geor" typeface="Sylfaen"/>
+        <a:font script="Armn" typeface="Arial"/>
+        <a:font script="Bugi" typeface="Leelawadee UI"/>
+        <a:font script="Bopo" typeface="Microsoft JhengHei"/>
+        <a:font script="Java" typeface="Javanese Text"/>
+        <a:font script="Lisu" typeface="Segoe UI"/>
+        <a:font script="Mymr" typeface="Myanmar Text"/>
+        <a:font script="Nkoo" typeface="Ebrima"/>
+        <a:font script="Olck" typeface="Nirmala UI"/>
+        <a:font script="Osma" typeface="Ebrima"/>
+        <a:font script="Phag" typeface="Phagspa"/>
+        <a:font script="Syrn" typeface="Estrangelo Edessa"/>
+        <a:font script="Syrj" typeface="Estrangelo Edessa"/>
+        <a:font script="Syre" typeface="Estrangelo Edessa"/>
+        <a:font script="Sora" typeface="Nirmala UI"/>
+        <a:font script="Tale" typeface="Microsoft Tai Le"/>
+        <a:font script="Talu" typeface="Microsoft New Tai Lue"/>
+        <a:font script="Tfng" typeface="Ebrima"/>
+      </a:majorFont>
+      <a:minorFont>
+        <a:latin typeface="Calibri" panose="020F0502020204030204"/>
+        <a:ea typeface=""/>
+        <a:cs typeface=""/>
+        <a:font script="Jpan" typeface="游明朝"/>
+        <a:font script="Hang" typeface="맑은 고딕"/>
+        <a:font script="Hans" typeface="等线"/>
+        <a:font script="Hant" typeface="新細明體"/>
+        <a:font script="Arab" typeface="Arial"/>
+        <a:font script="Hebr" typeface="Arial"/>
+        <a:font script="Thai" typeface="Cordia New"/>
+        <a:font script="Ethi" typeface="Nyala"/>
+        <a:font script="Beng" typeface="Vrinda"/>
+        <a:font script="Gujr" typeface="Shruti"/>
+        <a:font script="Khmr" typeface="DaunPenh"/>
+        <a:font script="Knda" typeface="Tunga"/>
+        <a:font script="Guru" typeface="Raavi"/>
+        <a:font script="Cans" typeface="Euphemia"/>
+        <a:font script="Cher" typeface="Plantagenet Cherokee"/>
+        <a:font script="Yiii" typeface="Microsoft Yi Baiti"/>
+        <a:font script="Tibt" typeface="Microsoft Himalaya"/>
+        <a:font script="Thaa" typeface="MV Boli"/>
+        <a:font script="Deva" typeface="Mangal"/>
+        <a:font script="Telu" typeface="Gautami"/>
+        <a:font script="Taml" typeface="Latha"/>
+        <a:font script="Syrc" typeface="Estrangelo Edessa"/>
+        <a:font script="Orya" typeface="Kalinga"/>
+        <a:font script="Mlym" typeface="Kartika"/>
+        <a:font script="Laoo" typeface="DokChampa"/>
+        <a:font script="Sinh" typeface="Iskoola Pota"/>
+        <a:font script="Mong" typeface="Mongolian Baiti"/>
+        <a:font script="Viet" typeface="Arial"/>
+        <a:font script="Uigh" typeface="Microsoft Uighur"/>
+        <a:font script="Geor" typeface="Sylfaen"/>
+        <a:font script="Armn" typeface="Arial"/>
+        <a:font script="Bugi" typeface="Leelawadee UI"/>
+        <a:font script="Bopo" typeface="Microsoft JhengHei"/>
+        <a:font script="Java" typeface="Javanese Text"/>
+        <a:font script="Lisu" typeface="Segoe UI"/>
+        <a:font script="Mymr" typeface="Myanmar Text"/>
+        <a:font script="Nkoo" typeface="Ebrima"/>
+        <a:font script="Olck" typeface="Nirmala UI"/>
+        <a:font script="Osma" typeface="Ebrima"/>
+        <a:font script="Phag" typeface="Phagspa"/>
+        <a:font script="Syrn" typeface="Estrangelo Edessa"/>
+        <a:font script="Syrj" typeface="Estrangelo Edessa"/>
+        <a:font script="Syre" typeface="Estrangelo Edessa"/>
+        <a:font script="Sora" typeface="Nirmala UI"/>
+        <a:font script="Tale" typeface="Microsoft Tai Le"/>
+        <a:font script="Talu" typeface="Microsoft New Tai Lue"/>
+        <a:font script="Tfng" typeface="Ebrima"/>
+      </a:minorFont>
+    </a:fontScheme>
+    <a:fmtScheme name="Office">
+      <a:fillStyleLst>
+        <a:solidFill>
+          <a:schemeClr val="phClr"/>
+        </a:solidFill>
+        <a:gradFill rotWithShape="true">
+          <a:gsLst>
+            <a:gs pos="0">
+              <a:schemeClr val="phClr">
+                <a:lumMod val="110000"/>
+                <a:satMod val="105000"/>
+                <a:tint val="67000"/>
+              </a:schemeClr>
+            </a:gs>
+            <a:gs pos="50000">
+              <a:schemeClr val="phClr">
+                <a:lumMod val="105000"/>
+                <a:satMod val="103000"/>
+                <a:tint val="73000"/>
+              </a:schemeClr>
+            </a:gs>
+            <a:gs pos="100000">
+              <a:schemeClr val="phClr">
+                <a:lumMod val="105000"/>
+                <a:satMod val="109000"/>
+                <a:tint val="81000"/>
+              </a:schemeClr>
+            </a:gs>
+          </a:gsLst>
+          <a:lin ang="5400000" scaled="false"/>
+        </a:gradFill>
+        <a:gradFill rotWithShape="true">
+          <a:gsLst>
+            <a:gs pos="0">
+              <a:schemeClr val="phClr">
+                <a:satMod val="103000"/>
+                <a:lumMod val="102000"/>
+                <a:tint val="94000"/>
+              </a:schemeClr>
+            </a:gs>
+            <a:gs pos="50000">
+              <a:schemeClr val="phClr">
+                <a:satMod val="110000"/>
+                <a:lumMod val="100000"/>
+                <a:shade val="100000"/>
+              </a:schemeClr>
+            </a:gs>
+            <a:gs pos="100000">
+              <a:schemeClr val="phClr">
+                <a:lumMod val="99000"/>
+                <a:satMod val="120000"/>
+                <a:shade val="78000"/>
+              </a:schemeClr>
+            </a:gs>
+          </a:gsLst>
+          <a:lin ang="5400000" scaled="false"/>
+        </a:gradFill>
+      </a:fillStyleLst>
+      <a:lnStyleLst>
+        <a:ln w="6350" cap="flat" cmpd="sng" algn="ctr">
+          <a:solidFill>
+            <a:schemeClr val="phClr"/>
+          </a:solidFill>
+          <a:prstDash val="solid"/>
+          <a:miter lim="800000"/>
+        </a:ln>
+        <a:ln w="12700" cap="flat" cmpd="sng" algn="ctr">
+          <a:solidFill>
+            <a:schemeClr val="phClr"/>
+          </a:solidFill>
+          <a:prstDash val="solid"/>
+          <a:miter lim="800000"/>
+        </a:ln>
+        <a:ln w="19050" cap="flat" cmpd="sng" algn="ctr">
+          <a:solidFill>
+            <a:schemeClr val="phClr"/>
+          </a:solidFill>
+          <a:prstDash val="solid"/>
+          <a:miter lim="800000"/>
+        </a:ln>
+      </a:lnStyleLst>
+      <a:effectStyleLst>
+        <a:effectStyle>
+          <a:effectLst/>
+        </a:effectStyle>
+        <a:effectStyle>
+          <a:effectLst/>
+        </a:effectStyle>
+        <a:effectStyle>
+          <a:effectLst>
+            <a:outerShdw blurRad="57150" dist="19050" dir="5400000" algn="ctr" rotWithShape="false">
+              <a:srgbClr val="000000">
+                <a:alpha val="63000"/>
+              </a:srgbClr>
+            </a:outerShdw>
+          </a:effectLst>
+        </a:effectStyle>
+      </a:effectStyleLst>
+      <a:bgFillStyleLst>
+        <a:solidFill>
+          <a:schemeClr val="phClr"/>
+        </a:solidFill>
+        <a:solidFill>
+          <a:schemeClr val="phClr">
+            <a:tint val="95000"/>
+            <a:satMod val="170000"/>
+          </a:schemeClr>
+        </a:solidFill>
+        <a:gradFill rotWithShape="true">
+          <a:gsLst>
+            <a:gs pos="0">
+              <a:schemeClr val="phClr">
+                <a:tint val="93000"/>
+                <a:satMod val="150000"/>
+                <a:shade val="98000"/>
+                <a:lumMod val="102000"/>
+              </a:schemeClr>
+            </a:gs>
+            <a:gs pos="50000">
+              <a:schemeClr val="phClr">
+                <a:tint val="98000"/>
+                <a:satMod val="130000"/>
+                <a:shade val="90000"/>
+                <a:lumMod val="103000"/>
+              </a:schemeClr>
+            </a:gs>
+            <a:gs pos="100000">
+              <a:schemeClr val="phClr">
+                <a:shade val="63000"/>
+                <a:satMod val="120000"/>
+              </a:schemeClr>
+            </a:gs>
+          </a:gsLst>
+          <a:lin ang="5400000" scaled="false"/>
+        </a:gradFill>
+      </a:bgFillStyleLst>
+    </a:fmtScheme>
+  </a:themeElements>
+  <a:objectDefaults/>
+  <a:extraClrSchemeLst/>
+</a:theme>
 </file>